--- a/lessons/5-5/downloads/reveal/5.5-session-1-practice-form-a.docx
+++ b/lessons/5-5/downloads/reveal/5.5-session-1-practice-form-a.docx
@@ -15,7 +15,7 @@
         <w:rPr>
           <w:rFonts w:ascii="Avenir Next" w:hAnsi="Avenir Next" w:cs="Avenir Next" w:eastAsia="Avenir Next"/>
           <w:color w:val="1A1A1A"/>
-          <w:sz w:val="20"/>
+          <w:sz w:val="22"/>
           <w:szCs w:val="20"/>
         </w:rPr>
         <w:t xml:space="preserve">Name</w:t>
@@ -33,7 +33,7 @@
         <w:rPr>
           <w:rFonts w:ascii="Avenir Next" w:hAnsi="Avenir Next" w:cs="Avenir Next" w:eastAsia="Avenir Next"/>
           <w:color w:val="1A1A1A"/>
-          <w:sz w:val="20"/>
+          <w:sz w:val="22"/>
           <w:szCs w:val="20"/>
         </w:rPr>
         <w:t xml:space="preserve">   Date</w:t>
@@ -51,7 +51,7 @@
         <w:rPr>
           <w:rFonts w:ascii="Avenir Next" w:hAnsi="Avenir Next" w:cs="Avenir Next" w:eastAsia="Avenir Next"/>
           <w:color w:val="1A1A1A"/>
-          <w:sz w:val="20"/>
+          <w:sz w:val="22"/>
           <w:szCs w:val="20"/>
         </w:rPr>
         <w:t xml:space="preserve">   Period</w:t>
@@ -78,7 +78,7 @@
           <w:caps/>
           <w:color w:val="003A70"/>
           <w:spacing w:val="12"/>
-          <w:sz w:val="19"/>
+          <w:sz w:val="22"/>
           <w:szCs w:val="19"/>
         </w:rPr>
         <w:t xml:space="preserve">Lesson 5-5  ·  Session 1  ·  Practice  ·  Form A</w:t>
@@ -86,6 +86,7 @@
     </w:p>
     <w:p>
       <w:pPr>
+        <w:pStyle w:val="Heading1"/>
         <w:keepNext/>
         <w:spacing w:before="0" w:after="10" w:line="240" w:lineRule="auto"/>
       </w:pPr>
@@ -111,7 +112,7 @@
         <w:rPr>
           <w:rFonts w:ascii="Avenir Next" w:hAnsi="Avenir Next" w:cs="Avenir Next" w:eastAsia="Avenir Next"/>
           <w:color w:val="5A5F66"/>
-          <w:sz w:val="17"/>
+          <w:sz w:val="22"/>
           <w:szCs w:val="17"/>
         </w:rPr>
         <w:t xml:space="preserve">Learning target — I can find the volume of a rectangular prism by multiplying length, width, and height.</w:t>
@@ -128,7 +129,7 @@
     </w:p>
     <w:p>
       <w:pPr>
-        <w:spacing w:before="0" w:after="0" w:line="60" w:lineRule="auto"/>
+        <w:spacing w:before="0" w:after="0" w:line="50" w:lineRule="exact"/>
       </w:pPr>
     </w:p>
     <w:tbl>
@@ -167,6 +168,7 @@
           </w:tcPr>
           <w:p>
             <w:pPr>
+              <w:pStyle w:val="Heading2"/>
               <w:spacing w:before="0" w:after="40" w:line="264" w:lineRule="auto"/>
             </w:pPr>
             <w:r>
@@ -194,54 +196,54 @@
                 <w:rFonts w:ascii="Avenir Next" w:hAnsi="Avenir Next" w:cs="Avenir Next" w:eastAsia="Avenir Next"/>
                 <w:b/>
                 <w:color w:val="003A70"/>
+                <w:sz w:val="22"/>
+                <w:szCs w:val="18"/>
+              </w:rPr>
+              <w:t xml:space="preserve">•</w:t>
+            </w:r>
+            <w:r>
+              <w:rPr>
+                <w:rFonts w:ascii="Avenir Next" w:hAnsi="Avenir Next" w:cs="Avenir Next" w:eastAsia="Avenir Next"/>
+                <w:color w:val="1A1A1A"/>
                 <w:sz w:val="18"/>
                 <w:szCs w:val="18"/>
               </w:rPr>
-              <w:t xml:space="preserve">•</w:t>
-            </w:r>
-            <w:r>
-              <w:rPr>
-                <w:rFonts w:ascii="Avenir Next" w:hAnsi="Avenir Next" w:cs="Avenir Next" w:eastAsia="Avenir Next"/>
-                <w:color w:val="1A1A1A"/>
-                <w:sz w:val="18"/>
+              <w:tab/>
+            </w:r>
+            <w:r>
+              <w:rPr>
+                <w:rFonts w:ascii="Avenir Next" w:hAnsi="Avenir Next" w:cs="Avenir Next" w:eastAsia="Avenir Next"/>
+                <w:b/>
+                <w:color w:val="1A1A1A"/>
+                <w:sz w:val="22"/>
                 <w:szCs w:val="18"/>
               </w:rPr>
-              <w:tab/>
-            </w:r>
-            <w:r>
-              <w:rPr>
-                <w:rFonts w:ascii="Avenir Next" w:hAnsi="Avenir Next" w:cs="Avenir Next" w:eastAsia="Avenir Next"/>
-                <w:b/>
-                <w:color w:val="1A1A1A"/>
-                <w:sz w:val="18"/>
+              <w:t xml:space="preserve">Volume</w:t>
+            </w:r>
+            <w:r>
+              <w:rPr>
+                <w:rFonts w:ascii="Avenir Next" w:hAnsi="Avenir Next" w:cs="Avenir Next" w:eastAsia="Avenir Next"/>
+                <w:color w:val="1A1A1A"/>
+                <w:sz w:val="22"/>
                 <w:szCs w:val="18"/>
               </w:rPr>
-              <w:t xml:space="preserve">Volume</w:t>
-            </w:r>
-            <w:r>
-              <w:rPr>
-                <w:rFonts w:ascii="Avenir Next" w:hAnsi="Avenir Next" w:cs="Avenir Next" w:eastAsia="Avenir Next"/>
-                <w:color w:val="1A1A1A"/>
-                <w:sz w:val="18"/>
+              <w:t xml:space="preserve"> is the space inside a solid, counted in unit cubes. Write </w:t>
+            </w:r>
+            <w:r>
+              <w:rPr>
+                <w:rFonts w:ascii="Avenir Next" w:hAnsi="Avenir Next" w:cs="Avenir Next" w:eastAsia="Avenir Next"/>
+                <w:b/>
+                <w:color w:val="1A1A1A"/>
+                <w:sz w:val="22"/>
                 <w:szCs w:val="18"/>
               </w:rPr>
-              <w:t xml:space="preserve"> is the space inside a solid, counted in unit cubes. Write </w:t>
-            </w:r>
-            <w:r>
-              <w:rPr>
-                <w:rFonts w:ascii="Avenir Next" w:hAnsi="Avenir Next" w:cs="Avenir Next" w:eastAsia="Avenir Next"/>
-                <w:b/>
-                <w:color w:val="1A1A1A"/>
-                <w:sz w:val="18"/>
-                <w:szCs w:val="18"/>
-              </w:rPr>
               <w:t xml:space="preserve">cubic units</w:t>
             </w:r>
             <w:r>
               <w:rPr>
                 <w:rFonts w:ascii="Avenir Next" w:hAnsi="Avenir Next" w:cs="Avenir Next" w:eastAsia="Avenir Next"/>
                 <w:color w:val="1A1A1A"/>
-                <w:sz w:val="18"/>
+                <w:sz w:val="22"/>
                 <w:szCs w:val="18"/>
               </w:rPr>
               <w:t xml:space="preserve">: cm³, in³, ft³.</w:t>
@@ -260,44 +262,44 @@
                 <w:rFonts w:ascii="Avenir Next" w:hAnsi="Avenir Next" w:cs="Avenir Next" w:eastAsia="Avenir Next"/>
                 <w:b/>
                 <w:color w:val="003A70"/>
+                <w:sz w:val="22"/>
+                <w:szCs w:val="18"/>
+              </w:rPr>
+              <w:t xml:space="preserve">•</w:t>
+            </w:r>
+            <w:r>
+              <w:rPr>
+                <w:rFonts w:ascii="Avenir Next" w:hAnsi="Avenir Next" w:cs="Avenir Next" w:eastAsia="Avenir Next"/>
+                <w:color w:val="1A1A1A"/>
                 <w:sz w:val="18"/>
                 <w:szCs w:val="18"/>
               </w:rPr>
-              <w:t xml:space="preserve">•</w:t>
-            </w:r>
-            <w:r>
-              <w:rPr>
-                <w:rFonts w:ascii="Avenir Next" w:hAnsi="Avenir Next" w:cs="Avenir Next" w:eastAsia="Avenir Next"/>
-                <w:color w:val="1A1A1A"/>
-                <w:sz w:val="18"/>
+              <w:tab/>
+            </w:r>
+            <w:r>
+              <w:rPr>
+                <w:rFonts w:ascii="Avenir Next" w:hAnsi="Avenir Next" w:cs="Avenir Next" w:eastAsia="Avenir Next"/>
+                <w:color w:val="1A1A1A"/>
+                <w:sz w:val="22"/>
                 <w:szCs w:val="18"/>
               </w:rPr>
-              <w:tab/>
-            </w:r>
-            <w:r>
-              <w:rPr>
-                <w:rFonts w:ascii="Avenir Next" w:hAnsi="Avenir Next" w:cs="Avenir Next" w:eastAsia="Avenir Next"/>
-                <w:color w:val="1A1A1A"/>
-                <w:sz w:val="18"/>
+              <w:t xml:space="preserve">One layer = length × width = </w:t>
+            </w:r>
+            <w:r>
+              <w:rPr>
+                <w:rFonts w:ascii="Avenir Next" w:hAnsi="Avenir Next" w:cs="Avenir Next" w:eastAsia="Avenir Next"/>
+                <w:b/>
+                <w:color w:val="1A1A1A"/>
+                <w:sz w:val="22"/>
                 <w:szCs w:val="18"/>
               </w:rPr>
-              <w:t xml:space="preserve">One layer = length × width = </w:t>
-            </w:r>
-            <w:r>
-              <w:rPr>
-                <w:rFonts w:ascii="Avenir Next" w:hAnsi="Avenir Next" w:cs="Avenir Next" w:eastAsia="Avenir Next"/>
-                <w:b/>
-                <w:color w:val="1A1A1A"/>
-                <w:sz w:val="18"/>
-                <w:szCs w:val="18"/>
-              </w:rPr>
               <w:t xml:space="preserve">base area B</w:t>
             </w:r>
             <w:r>
               <w:rPr>
                 <w:rFonts w:ascii="Avenir Next" w:hAnsi="Avenir Next" w:cs="Avenir Next" w:eastAsia="Avenir Next"/>
                 <w:color w:val="1A1A1A"/>
-                <w:sz w:val="18"/>
+                <w:sz w:val="22"/>
                 <w:szCs w:val="18"/>
               </w:rPr>
               <w:t xml:space="preserve">. The height counts the layers.</w:t>
@@ -316,54 +318,54 @@
                 <w:rFonts w:ascii="Avenir Next" w:hAnsi="Avenir Next" w:cs="Avenir Next" w:eastAsia="Avenir Next"/>
                 <w:b/>
                 <w:color w:val="003A70"/>
+                <w:sz w:val="22"/>
+                <w:szCs w:val="18"/>
+              </w:rPr>
+              <w:t xml:space="preserve">•</w:t>
+            </w:r>
+            <w:r>
+              <w:rPr>
+                <w:rFonts w:ascii="Avenir Next" w:hAnsi="Avenir Next" w:cs="Avenir Next" w:eastAsia="Avenir Next"/>
+                <w:color w:val="1A1A1A"/>
                 <w:sz w:val="18"/>
                 <w:szCs w:val="18"/>
               </w:rPr>
-              <w:t xml:space="preserve">•</w:t>
-            </w:r>
-            <w:r>
-              <w:rPr>
-                <w:rFonts w:ascii="Avenir Next" w:hAnsi="Avenir Next" w:cs="Avenir Next" w:eastAsia="Avenir Next"/>
-                <w:color w:val="1A1A1A"/>
-                <w:sz w:val="18"/>
+              <w:tab/>
+            </w:r>
+            <w:r>
+              <w:rPr>
+                <w:rFonts w:ascii="Avenir Next" w:hAnsi="Avenir Next" w:cs="Avenir Next" w:eastAsia="Avenir Next"/>
+                <w:b/>
+                <w:color w:val="1A1A1A"/>
+                <w:sz w:val="22"/>
                 <w:szCs w:val="18"/>
               </w:rPr>
-              <w:tab/>
-            </w:r>
-            <w:r>
-              <w:rPr>
-                <w:rFonts w:ascii="Avenir Next" w:hAnsi="Avenir Next" w:cs="Avenir Next" w:eastAsia="Avenir Next"/>
-                <w:b/>
-                <w:color w:val="1A1A1A"/>
-                <w:sz w:val="18"/>
+              <w:t xml:space="preserve">V = l × w × h</w:t>
+            </w:r>
+            <w:r>
+              <w:rPr>
+                <w:rFonts w:ascii="Avenir Next" w:hAnsi="Avenir Next" w:cs="Avenir Next" w:eastAsia="Avenir Next"/>
+                <w:color w:val="1A1A1A"/>
+                <w:sz w:val="22"/>
                 <w:szCs w:val="18"/>
               </w:rPr>
-              <w:t xml:space="preserve">V = l × w × h</w:t>
-            </w:r>
-            <w:r>
-              <w:rPr>
-                <w:rFonts w:ascii="Avenir Next" w:hAnsi="Avenir Next" w:cs="Avenir Next" w:eastAsia="Avenir Next"/>
-                <w:color w:val="1A1A1A"/>
-                <w:sz w:val="18"/>
+              <w:t xml:space="preserve"> or </w:t>
+            </w:r>
+            <w:r>
+              <w:rPr>
+                <w:rFonts w:ascii="Avenir Next" w:hAnsi="Avenir Next" w:cs="Avenir Next" w:eastAsia="Avenir Next"/>
+                <w:b/>
+                <w:color w:val="1A1A1A"/>
+                <w:sz w:val="22"/>
                 <w:szCs w:val="18"/>
               </w:rPr>
-              <w:t xml:space="preserve"> or </w:t>
-            </w:r>
-            <w:r>
-              <w:rPr>
-                <w:rFonts w:ascii="Avenir Next" w:hAnsi="Avenir Next" w:cs="Avenir Next" w:eastAsia="Avenir Next"/>
-                <w:b/>
-                <w:color w:val="1A1A1A"/>
-                <w:sz w:val="18"/>
-                <w:szCs w:val="18"/>
-              </w:rPr>
               <w:t xml:space="preserve">V = B × h</w:t>
             </w:r>
             <w:r>
               <w:rPr>
                 <w:rFonts w:ascii="Avenir Next" w:hAnsi="Avenir Next" w:cs="Avenir Next" w:eastAsia="Avenir Next"/>
                 <w:color w:val="1A1A1A"/>
-                <w:sz w:val="18"/>
+                <w:sz w:val="22"/>
                 <w:szCs w:val="18"/>
               </w:rPr>
               <w:t xml:space="preserve">.</w:t>
@@ -378,6 +380,7 @@
           </w:tcPr>
           <w:p>
             <w:pPr>
+              <w:pStyle w:val="Heading2"/>
               <w:spacing w:before="0" w:after="40" w:line="264" w:lineRule="auto"/>
             </w:pPr>
             <w:r>
@@ -400,7 +403,7 @@
               <w:rPr>
                 <w:rFonts w:ascii="Avenir Next" w:hAnsi="Avenir Next" w:cs="Avenir Next" w:eastAsia="Avenir Next"/>
                 <w:color w:val="1A1A1A"/>
-                <w:sz w:val="17"/>
+                <w:sz w:val="22"/>
                 <w:szCs w:val="17"/>
               </w:rPr>
               <w:t xml:space="preserve">A box is 6 cm long, 3 cm wide, and 4 cm tall.</w:t>
@@ -419,25 +422,25 @@
                 <w:rFonts w:ascii="Avenir Next" w:hAnsi="Avenir Next" w:cs="Avenir Next" w:eastAsia="Avenir Next"/>
                 <w:b/>
                 <w:color w:val="003A70"/>
+                <w:sz w:val="22"/>
+                <w:szCs w:val="17"/>
+              </w:rPr>
+              <w:t xml:space="preserve">Step 1</w:t>
+            </w:r>
+            <w:r>
+              <w:rPr>
+                <w:rFonts w:ascii="Avenir Next" w:hAnsi="Avenir Next" w:cs="Avenir Next" w:eastAsia="Avenir Next"/>
+                <w:color w:val="1A1A1A"/>
                 <w:sz w:val="17"/>
                 <w:szCs w:val="17"/>
               </w:rPr>
-              <w:t xml:space="preserve">Step 1</w:t>
-            </w:r>
-            <w:r>
-              <w:rPr>
-                <w:rFonts w:ascii="Avenir Next" w:hAnsi="Avenir Next" w:cs="Avenir Next" w:eastAsia="Avenir Next"/>
-                <w:color w:val="1A1A1A"/>
-                <w:sz w:val="17"/>
-                <w:szCs w:val="17"/>
-              </w:rPr>
               <w:tab/>
             </w:r>
             <w:r>
               <w:rPr>
                 <w:rFonts w:ascii="Avenir Next" w:hAnsi="Avenir Next" w:cs="Avenir Next" w:eastAsia="Avenir Next"/>
                 <w:color w:val="1A1A1A"/>
-                <w:sz w:val="17"/>
+                <w:sz w:val="22"/>
                 <w:szCs w:val="17"/>
               </w:rPr>
               <w:t xml:space="preserve">One layer: 6 × 3 = 18 cubes.</w:t>
@@ -456,25 +459,25 @@
                 <w:rFonts w:ascii="Avenir Next" w:hAnsi="Avenir Next" w:cs="Avenir Next" w:eastAsia="Avenir Next"/>
                 <w:b/>
                 <w:color w:val="003A70"/>
+                <w:sz w:val="22"/>
+                <w:szCs w:val="17"/>
+              </w:rPr>
+              <w:t xml:space="preserve">Step 2</w:t>
+            </w:r>
+            <w:r>
+              <w:rPr>
+                <w:rFonts w:ascii="Avenir Next" w:hAnsi="Avenir Next" w:cs="Avenir Next" w:eastAsia="Avenir Next"/>
+                <w:color w:val="1A1A1A"/>
                 <w:sz w:val="17"/>
                 <w:szCs w:val="17"/>
               </w:rPr>
-              <w:t xml:space="preserve">Step 2</w:t>
-            </w:r>
-            <w:r>
-              <w:rPr>
-                <w:rFonts w:ascii="Avenir Next" w:hAnsi="Avenir Next" w:cs="Avenir Next" w:eastAsia="Avenir Next"/>
-                <w:color w:val="1A1A1A"/>
-                <w:sz w:val="17"/>
-                <w:szCs w:val="17"/>
-              </w:rPr>
               <w:tab/>
             </w:r>
             <w:r>
               <w:rPr>
                 <w:rFonts w:ascii="Avenir Next" w:hAnsi="Avenir Next" w:cs="Avenir Next" w:eastAsia="Avenir Next"/>
                 <w:color w:val="1A1A1A"/>
-                <w:sz w:val="17"/>
+                <w:sz w:val="22"/>
                 <w:szCs w:val="17"/>
               </w:rPr>
               <w:t xml:space="preserve">4 layers stack up.</w:t>
@@ -493,25 +496,25 @@
                 <w:rFonts w:ascii="Avenir Next" w:hAnsi="Avenir Next" w:cs="Avenir Next" w:eastAsia="Avenir Next"/>
                 <w:b/>
                 <w:color w:val="003A70"/>
+                <w:sz w:val="22"/>
+                <w:szCs w:val="17"/>
+              </w:rPr>
+              <w:t xml:space="preserve">Step 3</w:t>
+            </w:r>
+            <w:r>
+              <w:rPr>
+                <w:rFonts w:ascii="Avenir Next" w:hAnsi="Avenir Next" w:cs="Avenir Next" w:eastAsia="Avenir Next"/>
+                <w:color w:val="1A1A1A"/>
                 <w:sz w:val="17"/>
                 <w:szCs w:val="17"/>
               </w:rPr>
-              <w:t xml:space="preserve">Step 3</w:t>
-            </w:r>
-            <w:r>
-              <w:rPr>
-                <w:rFonts w:ascii="Avenir Next" w:hAnsi="Avenir Next" w:cs="Avenir Next" w:eastAsia="Avenir Next"/>
-                <w:color w:val="1A1A1A"/>
-                <w:sz w:val="17"/>
-                <w:szCs w:val="17"/>
-              </w:rPr>
               <w:tab/>
             </w:r>
             <w:r>
               <w:rPr>
                 <w:rFonts w:ascii="Avenir Next" w:hAnsi="Avenir Next" w:cs="Avenir Next" w:eastAsia="Avenir Next"/>
                 <w:color w:val="1A1A1A"/>
-                <w:sz w:val="17"/>
+                <w:sz w:val="22"/>
                 <w:szCs w:val="17"/>
               </w:rPr>
               <w:t xml:space="preserve">18 × 4 = 72.</w:t>
@@ -530,18 +533,18 @@
                 <w:rFonts w:ascii="Avenir Next" w:hAnsi="Avenir Next" w:cs="Avenir Next" w:eastAsia="Avenir Next"/>
                 <w:b/>
                 <w:color w:val="1A1A1A"/>
+                <w:sz w:val="22"/>
+                <w:szCs w:val="17"/>
+              </w:rPr>
+              <w:t xml:space="preserve">Answer</w:t>
+            </w:r>
+            <w:r>
+              <w:rPr>
+                <w:rFonts w:ascii="Avenir Next" w:hAnsi="Avenir Next" w:cs="Avenir Next" w:eastAsia="Avenir Next"/>
+                <w:color w:val="1A1A1A"/>
                 <w:sz w:val="17"/>
                 <w:szCs w:val="17"/>
               </w:rPr>
-              <w:t xml:space="preserve">Answer</w:t>
-            </w:r>
-            <w:r>
-              <w:rPr>
-                <w:rFonts w:ascii="Avenir Next" w:hAnsi="Avenir Next" w:cs="Avenir Next" w:eastAsia="Avenir Next"/>
-                <w:color w:val="1A1A1A"/>
-                <w:sz w:val="17"/>
-                <w:szCs w:val="17"/>
-              </w:rPr>
               <w:tab/>
             </w:r>
             <w:r>
@@ -549,7 +552,7 @@
                 <w:rFonts w:ascii="Avenir Next" w:hAnsi="Avenir Next" w:cs="Avenir Next" w:eastAsia="Avenir Next"/>
                 <w:b/>
                 <w:color w:val="1A1A1A"/>
-                <w:sz w:val="17"/>
+                <w:sz w:val="22"/>
                 <w:szCs w:val="17"/>
               </w:rPr>
               <w:t xml:space="preserve">V = 72 cm³</w:t>
@@ -578,7 +581,7 @@
           <w:rFonts w:ascii="Avenir Next" w:hAnsi="Avenir Next" w:cs="Avenir Next" w:eastAsia="Avenir Next"/>
           <w:b/>
           <w:color w:val="1A1A1A"/>
-          <w:sz w:val="17"/>
+          <w:sz w:val="22"/>
           <w:szCs w:val="17"/>
         </w:rPr>
         <w:t xml:space="preserve">volume</w:t>
@@ -588,7 +591,7 @@
           <w:rFonts w:ascii="Avenir Next" w:hAnsi="Avenir Next" w:cs="Avenir Next" w:eastAsia="Avenir Next"/>
           <w:i/>
           <w:color w:val="5A5F66"/>
-          <w:sz w:val="17"/>
+          <w:sz w:val="22"/>
           <w:szCs w:val="17"/>
         </w:rPr>
         <w:t xml:space="preserve"> (volumen)</w:t>
@@ -597,7 +600,7 @@
         <w:rPr>
           <w:rFonts w:ascii="Avenir Next" w:hAnsi="Avenir Next" w:cs="Avenir Next" w:eastAsia="Avenir Next"/>
           <w:color w:val="5A5F66"/>
-          <w:sz w:val="17"/>
+          <w:sz w:val="22"/>
           <w:szCs w:val="17"/>
         </w:rPr>
         <w:t xml:space="preserve">   ·   </w:t>
@@ -607,7 +610,7 @@
           <w:rFonts w:ascii="Avenir Next" w:hAnsi="Avenir Next" w:cs="Avenir Next" w:eastAsia="Avenir Next"/>
           <w:b/>
           <w:color w:val="1A1A1A"/>
-          <w:sz w:val="17"/>
+          <w:sz w:val="22"/>
           <w:szCs w:val="17"/>
         </w:rPr>
         <w:t xml:space="preserve">rectangular prism</w:t>
@@ -617,7 +620,7 @@
           <w:rFonts w:ascii="Avenir Next" w:hAnsi="Avenir Next" w:cs="Avenir Next" w:eastAsia="Avenir Next"/>
           <w:i/>
           <w:color w:val="5A5F66"/>
-          <w:sz w:val="17"/>
+          <w:sz w:val="22"/>
           <w:szCs w:val="17"/>
         </w:rPr>
         <w:t xml:space="preserve"> (prisma rectangular)</w:t>
@@ -626,7 +629,7 @@
         <w:rPr>
           <w:rFonts w:ascii="Avenir Next" w:hAnsi="Avenir Next" w:cs="Avenir Next" w:eastAsia="Avenir Next"/>
           <w:color w:val="5A5F66"/>
-          <w:sz w:val="17"/>
+          <w:sz w:val="22"/>
           <w:szCs w:val="17"/>
         </w:rPr>
         <w:t xml:space="preserve">   ·   </w:t>
@@ -636,7 +639,7 @@
           <w:rFonts w:ascii="Avenir Next" w:hAnsi="Avenir Next" w:cs="Avenir Next" w:eastAsia="Avenir Next"/>
           <w:b/>
           <w:color w:val="1A1A1A"/>
-          <w:sz w:val="17"/>
+          <w:sz w:val="22"/>
           <w:szCs w:val="17"/>
         </w:rPr>
         <w:t xml:space="preserve">cubic units</w:t>
@@ -646,7 +649,7 @@
           <w:rFonts w:ascii="Avenir Next" w:hAnsi="Avenir Next" w:cs="Avenir Next" w:eastAsia="Avenir Next"/>
           <w:i/>
           <w:color w:val="5A5F66"/>
-          <w:sz w:val="17"/>
+          <w:sz w:val="22"/>
           <w:szCs w:val="17"/>
         </w:rPr>
         <w:t xml:space="preserve"> (unidades cúbicas)</w:t>
@@ -654,6 +657,7 @@
     </w:p>
     <w:p>
       <w:pPr>
+        <w:pStyle w:val="Heading2"/>
         <w:keepNext/>
         <w:pBdr>
           <w:bottom w:val="single" w:sz="8" w:space="3" w:color="003A70"/>
@@ -669,7 +673,7 @@
           <w:b/>
           <w:color w:val="003A70"/>
           <w:spacing w:val="14"/>
-          <w:sz w:val="19"/>
+          <w:sz w:val="22"/>
           <w:szCs w:val="19"/>
         </w:rPr>
         <w:t xml:space="preserve">PRACTICE</w:t>
@@ -688,7 +692,7 @@
           <w:rFonts w:ascii="Avenir Next" w:hAnsi="Avenir Next" w:cs="Avenir Next" w:eastAsia="Avenir Next"/>
           <w:i/>
           <w:color w:val="5A5F66"/>
-          <w:sz w:val="17"/>
+          <w:sz w:val="22"/>
           <w:szCs w:val="17"/>
         </w:rPr>
         <w:t xml:space="preserve">show your work · label units</w:t>
@@ -696,7 +700,7 @@
     </w:p>
     <w:p>
       <w:pPr>
-        <w:spacing w:before="0" w:after="0" w:line="20" w:lineRule="exact"/>
+        <w:spacing w:before="0" w:after="0" w:line="50" w:lineRule="exact"/>
       </w:pPr>
     </w:p>
     <w:tbl>
@@ -746,25 +750,25 @@
                 <w:rFonts w:ascii="Avenir Next" w:hAnsi="Avenir Next" w:cs="Avenir Next" w:eastAsia="Avenir Next"/>
                 <w:b/>
                 <w:color w:val="1A1A1A"/>
+                <w:sz w:val="22"/>
+                <w:szCs w:val="20"/>
+              </w:rPr>
+              <w:t xml:space="preserve">1.</w:t>
+            </w:r>
+            <w:r>
+              <w:rPr>
+                <w:rFonts w:ascii="Avenir Next" w:hAnsi="Avenir Next" w:cs="Avenir Next" w:eastAsia="Avenir Next"/>
+                <w:color w:val="1A1A1A"/>
                 <w:sz w:val="20"/>
                 <w:szCs w:val="20"/>
               </w:rPr>
-              <w:t xml:space="preserve">1.</w:t>
-            </w:r>
-            <w:r>
-              <w:rPr>
-                <w:rFonts w:ascii="Avenir Next" w:hAnsi="Avenir Next" w:cs="Avenir Next" w:eastAsia="Avenir Next"/>
-                <w:color w:val="1A1A1A"/>
-                <w:sz w:val="20"/>
-                <w:szCs w:val="20"/>
-              </w:rPr>
               <w:tab/>
             </w:r>
             <w:r>
               <w:rPr>
                 <w:rFonts w:ascii="Avenir Next" w:hAnsi="Avenir Next" w:cs="Avenir Next" w:eastAsia="Avenir Next"/>
                 <w:color w:val="1A1A1A"/>
-                <w:sz w:val="20"/>
+                <w:sz w:val="22"/>
                 <w:szCs w:val="20"/>
               </w:rPr>
               <w:t xml:space="preserve">Find the volume of each rectangular prism.</w:t>
@@ -819,10 +823,28 @@
                       <w:rFonts w:ascii="Avenir Next" w:hAnsi="Avenir Next" w:cs="Avenir Next" w:eastAsia="Avenir Next"/>
                       <w:b/>
                       <w:color w:val="003A70"/>
+                      <w:sz w:val="22"/>
+                      <w:szCs w:val="20"/>
+                    </w:rPr>
+                    <w:t xml:space="preserve">a.</w:t>
+                  </w:r>
+                  <w:r>
+                    <w:rPr>
+                      <w:rFonts w:ascii="Avenir Next" w:hAnsi="Avenir Next" w:cs="Avenir Next" w:eastAsia="Avenir Next"/>
+                      <w:color w:val="1A1A1A"/>
                       <w:sz w:val="20"/>
                       <w:szCs w:val="20"/>
                     </w:rPr>
-                    <w:t xml:space="preserve">a.</w:t>
+                    <w:tab/>
+                  </w:r>
+                  <w:r>
+                    <w:rPr>
+                      <w:rFonts w:ascii="Avenir Next" w:hAnsi="Avenir Next" w:cs="Avenir Next" w:eastAsia="Avenir Next"/>
+                      <w:color w:val="1A1A1A"/>
+                      <w:sz w:val="22"/>
+                      <w:szCs w:val="20"/>
+                    </w:rPr>
+                    <w:t xml:space="preserve">8 cm × 6 cm × 9 cm</w:t>
                   </w:r>
                   <w:r>
                     <w:rPr>
@@ -831,7 +853,7 @@
                       <w:sz w:val="20"/>
                       <w:szCs w:val="20"/>
                     </w:rPr>
-                    <w:tab/>
+                    <w:t xml:space="preserve">  </w:t>
                   </w:r>
                   <w:r>
                     <w:rPr>
@@ -839,24 +861,6 @@
                       <w:color w:val="1A1A1A"/>
                       <w:sz w:val="20"/>
                       <w:szCs w:val="20"/>
-                    </w:rPr>
-                    <w:t xml:space="preserve">8 cm × 6 cm × 9 cm</w:t>
-                  </w:r>
-                  <w:r>
-                    <w:rPr>
-                      <w:rFonts w:ascii="Avenir Next" w:hAnsi="Avenir Next" w:cs="Avenir Next" w:eastAsia="Avenir Next"/>
-                      <w:color w:val="1A1A1A"/>
-                      <w:sz w:val="20"/>
-                      <w:szCs w:val="20"/>
-                    </w:rPr>
-                    <w:t xml:space="preserve">  </w:t>
-                  </w:r>
-                  <w:r>
-                    <w:rPr>
-                      <w:rFonts w:ascii="Avenir Next" w:hAnsi="Avenir Next" w:cs="Avenir Next" w:eastAsia="Avenir Next"/>
-                      <w:color w:val="1A1A1A"/>
-                      <w:sz w:val="20"/>
-                      <w:szCs w:val="20"/>
                       <w:u w:val="single"/>
                     </w:rPr>
                     <w:t xml:space="preserve">       </w:t>
@@ -865,7 +869,7 @@
                     <w:rPr>
                       <w:rFonts w:ascii="Avenir Next" w:hAnsi="Avenir Next" w:cs="Avenir Next" w:eastAsia="Avenir Next"/>
                       <w:color w:val="1A1A1A"/>
-                      <w:sz w:val="20"/>
+                      <w:sz w:val="22"/>
                       <w:szCs w:val="20"/>
                     </w:rPr>
                     <w:t xml:space="preserve"> cm³</w:t>
@@ -890,10 +894,28 @@
                       <w:rFonts w:ascii="Avenir Next" w:hAnsi="Avenir Next" w:cs="Avenir Next" w:eastAsia="Avenir Next"/>
                       <w:b/>
                       <w:color w:val="003A70"/>
+                      <w:sz w:val="22"/>
+                      <w:szCs w:val="20"/>
+                    </w:rPr>
+                    <w:t xml:space="preserve">b.</w:t>
+                  </w:r>
+                  <w:r>
+                    <w:rPr>
+                      <w:rFonts w:ascii="Avenir Next" w:hAnsi="Avenir Next" w:cs="Avenir Next" w:eastAsia="Avenir Next"/>
+                      <w:color w:val="1A1A1A"/>
                       <w:sz w:val="20"/>
                       <w:szCs w:val="20"/>
                     </w:rPr>
-                    <w:t xml:space="preserve">b.</w:t>
+                    <w:tab/>
+                  </w:r>
+                  <w:r>
+                    <w:rPr>
+                      <w:rFonts w:ascii="Avenir Next" w:hAnsi="Avenir Next" w:cs="Avenir Next" w:eastAsia="Avenir Next"/>
+                      <w:color w:val="1A1A1A"/>
+                      <w:sz w:val="22"/>
+                      <w:szCs w:val="20"/>
+                    </w:rPr>
+                    <w:t xml:space="preserve">7 ft × 4 ft × 3 ft</w:t>
                   </w:r>
                   <w:r>
                     <w:rPr>
@@ -902,7 +924,7 @@
                       <w:sz w:val="20"/>
                       <w:szCs w:val="20"/>
                     </w:rPr>
-                    <w:tab/>
+                    <w:t xml:space="preserve">  </w:t>
                   </w:r>
                   <w:r>
                     <w:rPr>
@@ -910,24 +932,6 @@
                       <w:color w:val="1A1A1A"/>
                       <w:sz w:val="20"/>
                       <w:szCs w:val="20"/>
-                    </w:rPr>
-                    <w:t xml:space="preserve">7 ft × 4 ft × 3 ft</w:t>
-                  </w:r>
-                  <w:r>
-                    <w:rPr>
-                      <w:rFonts w:ascii="Avenir Next" w:hAnsi="Avenir Next" w:cs="Avenir Next" w:eastAsia="Avenir Next"/>
-                      <w:color w:val="1A1A1A"/>
-                      <w:sz w:val="20"/>
-                      <w:szCs w:val="20"/>
-                    </w:rPr>
-                    <w:t xml:space="preserve">  </w:t>
-                  </w:r>
-                  <w:r>
-                    <w:rPr>
-                      <w:rFonts w:ascii="Avenir Next" w:hAnsi="Avenir Next" w:cs="Avenir Next" w:eastAsia="Avenir Next"/>
-                      <w:color w:val="1A1A1A"/>
-                      <w:sz w:val="20"/>
-                      <w:szCs w:val="20"/>
                       <w:u w:val="single"/>
                     </w:rPr>
                     <w:t xml:space="preserve">       </w:t>
@@ -936,7 +940,7 @@
                     <w:rPr>
                       <w:rFonts w:ascii="Avenir Next" w:hAnsi="Avenir Next" w:cs="Avenir Next" w:eastAsia="Avenir Next"/>
                       <w:color w:val="1A1A1A"/>
-                      <w:sz w:val="20"/>
+                      <w:sz w:val="22"/>
                       <w:szCs w:val="20"/>
                     </w:rPr>
                     <w:t xml:space="preserve"> ft³</w:t>
@@ -967,10 +971,28 @@
                       <w:rFonts w:ascii="Avenir Next" w:hAnsi="Avenir Next" w:cs="Avenir Next" w:eastAsia="Avenir Next"/>
                       <w:b/>
                       <w:color w:val="003A70"/>
+                      <w:sz w:val="22"/>
+                      <w:szCs w:val="20"/>
+                    </w:rPr>
+                    <w:t xml:space="preserve">c.</w:t>
+                  </w:r>
+                  <w:r>
+                    <w:rPr>
+                      <w:rFonts w:ascii="Avenir Next" w:hAnsi="Avenir Next" w:cs="Avenir Next" w:eastAsia="Avenir Next"/>
+                      <w:color w:val="1A1A1A"/>
                       <w:sz w:val="20"/>
                       <w:szCs w:val="20"/>
                     </w:rPr>
-                    <w:t xml:space="preserve">c.</w:t>
+                    <w:tab/>
+                  </w:r>
+                  <w:r>
+                    <w:rPr>
+                      <w:rFonts w:ascii="Avenir Next" w:hAnsi="Avenir Next" w:cs="Avenir Next" w:eastAsia="Avenir Next"/>
+                      <w:color w:val="1A1A1A"/>
+                      <w:sz w:val="22"/>
+                      <w:szCs w:val="20"/>
+                    </w:rPr>
+                    <w:t xml:space="preserve">9 ft × 6 ft × 2 ft</w:t>
                   </w:r>
                   <w:r>
                     <w:rPr>
@@ -979,7 +1001,7 @@
                       <w:sz w:val="20"/>
                       <w:szCs w:val="20"/>
                     </w:rPr>
-                    <w:tab/>
+                    <w:t xml:space="preserve">  </w:t>
                   </w:r>
                   <w:r>
                     <w:rPr>
@@ -987,24 +1009,6 @@
                       <w:color w:val="1A1A1A"/>
                       <w:sz w:val="20"/>
                       <w:szCs w:val="20"/>
-                    </w:rPr>
-                    <w:t xml:space="preserve">9 ft × 6 ft × 2 ft</w:t>
-                  </w:r>
-                  <w:r>
-                    <w:rPr>
-                      <w:rFonts w:ascii="Avenir Next" w:hAnsi="Avenir Next" w:cs="Avenir Next" w:eastAsia="Avenir Next"/>
-                      <w:color w:val="1A1A1A"/>
-                      <w:sz w:val="20"/>
-                      <w:szCs w:val="20"/>
-                    </w:rPr>
-                    <w:t xml:space="preserve">  </w:t>
-                  </w:r>
-                  <w:r>
-                    <w:rPr>
-                      <w:rFonts w:ascii="Avenir Next" w:hAnsi="Avenir Next" w:cs="Avenir Next" w:eastAsia="Avenir Next"/>
-                      <w:color w:val="1A1A1A"/>
-                      <w:sz w:val="20"/>
-                      <w:szCs w:val="20"/>
                       <w:u w:val="single"/>
                     </w:rPr>
                     <w:t xml:space="preserve">       </w:t>
@@ -1013,7 +1017,7 @@
                     <w:rPr>
                       <w:rFonts w:ascii="Avenir Next" w:hAnsi="Avenir Next" w:cs="Avenir Next" w:eastAsia="Avenir Next"/>
                       <w:color w:val="1A1A1A"/>
-                      <w:sz w:val="20"/>
+                      <w:sz w:val="22"/>
                       <w:szCs w:val="20"/>
                     </w:rPr>
                     <w:t xml:space="preserve"> ft³</w:t>
@@ -1038,10 +1042,28 @@
                       <w:rFonts w:ascii="Avenir Next" w:hAnsi="Avenir Next" w:cs="Avenir Next" w:eastAsia="Avenir Next"/>
                       <w:b/>
                       <w:color w:val="003A70"/>
+                      <w:sz w:val="22"/>
+                      <w:szCs w:val="20"/>
+                    </w:rPr>
+                    <w:t xml:space="preserve">d.</w:t>
+                  </w:r>
+                  <w:r>
+                    <w:rPr>
+                      <w:rFonts w:ascii="Avenir Next" w:hAnsi="Avenir Next" w:cs="Avenir Next" w:eastAsia="Avenir Next"/>
+                      <w:color w:val="1A1A1A"/>
                       <w:sz w:val="20"/>
                       <w:szCs w:val="20"/>
                     </w:rPr>
-                    <w:t xml:space="preserve">d.</w:t>
+                    <w:tab/>
+                  </w:r>
+                  <w:r>
+                    <w:rPr>
+                      <w:rFonts w:ascii="Avenir Next" w:hAnsi="Avenir Next" w:cs="Avenir Next" w:eastAsia="Avenir Next"/>
+                      <w:color w:val="1A1A1A"/>
+                      <w:sz w:val="22"/>
+                      <w:szCs w:val="20"/>
+                    </w:rPr>
+                    <w:t xml:space="preserve">B = 42 in², h = 7 in</w:t>
                   </w:r>
                   <w:r>
                     <w:rPr>
@@ -1050,7 +1072,7 @@
                       <w:sz w:val="20"/>
                       <w:szCs w:val="20"/>
                     </w:rPr>
-                    <w:tab/>
+                    <w:t xml:space="preserve">  </w:t>
                   </w:r>
                   <w:r>
                     <w:rPr>
@@ -1058,24 +1080,6 @@
                       <w:color w:val="1A1A1A"/>
                       <w:sz w:val="20"/>
                       <w:szCs w:val="20"/>
-                    </w:rPr>
-                    <w:t xml:space="preserve">B = 42 in², h = 7 in</w:t>
-                  </w:r>
-                  <w:r>
-                    <w:rPr>
-                      <w:rFonts w:ascii="Avenir Next" w:hAnsi="Avenir Next" w:cs="Avenir Next" w:eastAsia="Avenir Next"/>
-                      <w:color w:val="1A1A1A"/>
-                      <w:sz w:val="20"/>
-                      <w:szCs w:val="20"/>
-                    </w:rPr>
-                    <w:t xml:space="preserve">  </w:t>
-                  </w:r>
-                  <w:r>
-                    <w:rPr>
-                      <w:rFonts w:ascii="Avenir Next" w:hAnsi="Avenir Next" w:cs="Avenir Next" w:eastAsia="Avenir Next"/>
-                      <w:color w:val="1A1A1A"/>
-                      <w:sz w:val="20"/>
-                      <w:szCs w:val="20"/>
                       <w:u w:val="single"/>
                     </w:rPr>
                     <w:t xml:space="preserve">       </w:t>
@@ -1084,7 +1088,7 @@
                     <w:rPr>
                       <w:rFonts w:ascii="Avenir Next" w:hAnsi="Avenir Next" w:cs="Avenir Next" w:eastAsia="Avenir Next"/>
                       <w:color w:val="1A1A1A"/>
-                      <w:sz w:val="20"/>
+                      <w:sz w:val="22"/>
                       <w:szCs w:val="20"/>
                     </w:rPr>
                     <w:t xml:space="preserve"> in³</w:t>
@@ -1095,7 +1099,7 @@
           </w:tbl>
           <w:p>
             <w:pPr>
-              <w:spacing w:before="0" w:after="0" w:line="24" w:lineRule="auto"/>
+              <w:spacing w:before="0" w:after="0" w:line="50" w:lineRule="exact"/>
             </w:pPr>
           </w:p>
         </w:tc>
@@ -1103,12 +1107,12 @@
     </w:tbl>
     <w:p>
       <w:pPr>
-        <w:spacing w:before="0" w:after="0" w:line="20" w:lineRule="exact"/>
+        <w:spacing w:before="0" w:after="0" w:line="50" w:lineRule="exact"/>
       </w:pPr>
     </w:p>
     <w:p>
       <w:pPr>
-        <w:spacing w:before="0" w:after="0" w:line="20" w:lineRule="exact"/>
+        <w:spacing w:before="0" w:after="0" w:line="50" w:lineRule="exact"/>
       </w:pPr>
     </w:p>
     <w:tbl>
@@ -1192,18 +1196,18 @@
                       <w:rFonts w:ascii="Avenir Next" w:hAnsi="Avenir Next" w:cs="Avenir Next" w:eastAsia="Avenir Next"/>
                       <w:b/>
                       <w:color w:val="1A1A1A"/>
+                      <w:sz w:val="22"/>
+                      <w:szCs w:val="20"/>
+                    </w:rPr>
+                    <w:t xml:space="preserve">2.</w:t>
+                  </w:r>
+                  <w:r>
+                    <w:rPr>
+                      <w:rFonts w:ascii="Avenir Next" w:hAnsi="Avenir Next" w:cs="Avenir Next" w:eastAsia="Avenir Next"/>
+                      <w:color w:val="1A1A1A"/>
                       <w:sz w:val="20"/>
                       <w:szCs w:val="20"/>
                     </w:rPr>
-                    <w:t xml:space="preserve">2.</w:t>
-                  </w:r>
-                  <w:r>
-                    <w:rPr>
-                      <w:rFonts w:ascii="Avenir Next" w:hAnsi="Avenir Next" w:cs="Avenir Next" w:eastAsia="Avenir Next"/>
-                      <w:color w:val="1A1A1A"/>
-                      <w:sz w:val="20"/>
-                      <w:szCs w:val="20"/>
-                    </w:rPr>
                     <w:tab/>
                   </w:r>
                   <w:r>
@@ -1211,7 +1215,7 @@
                       <w:rFonts w:ascii="Avenir Next" w:hAnsi="Avenir Next" w:cs="Avenir Next" w:eastAsia="Avenir Next"/>
                       <w:b/>
                       <w:color w:val="1A1A1A"/>
-                      <w:sz w:val="20"/>
+                      <w:sz w:val="22"/>
                       <w:szCs w:val="20"/>
                     </w:rPr>
                     <w:t xml:space="preserve">Toy Chest.  </w:t>
@@ -1220,7 +1224,7 @@
                     <w:rPr>
                       <w:rFonts w:ascii="Avenir Next" w:hAnsi="Avenir Next" w:cs="Avenir Next" w:eastAsia="Avenir Next"/>
                       <w:color w:val="1A1A1A"/>
-                      <w:sz w:val="20"/>
+                      <w:sz w:val="22"/>
                       <w:szCs w:val="20"/>
                     </w:rPr>
                     <w:t xml:space="preserve">A toy chest is packed with cubes 1 ft on each edge, as shown.</w:t>
@@ -1240,25 +1244,25 @@
                       <w:rFonts w:ascii="Avenir Next" w:hAnsi="Avenir Next" w:cs="Avenir Next" w:eastAsia="Avenir Next"/>
                       <w:b/>
                       <w:color w:val="003A70"/>
+                      <w:sz w:val="22"/>
+                      <w:szCs w:val="20"/>
+                    </w:rPr>
+                    <w:t xml:space="preserve">a.</w:t>
+                  </w:r>
+                  <w:r>
+                    <w:rPr>
+                      <w:rFonts w:ascii="Avenir Next" w:hAnsi="Avenir Next" w:cs="Avenir Next" w:eastAsia="Avenir Next"/>
+                      <w:color w:val="1A1A1A"/>
                       <w:sz w:val="20"/>
                       <w:szCs w:val="20"/>
                     </w:rPr>
-                    <w:t xml:space="preserve">a.</w:t>
-                  </w:r>
-                  <w:r>
-                    <w:rPr>
-                      <w:rFonts w:ascii="Avenir Next" w:hAnsi="Avenir Next" w:cs="Avenir Next" w:eastAsia="Avenir Next"/>
-                      <w:color w:val="1A1A1A"/>
-                      <w:sz w:val="20"/>
-                      <w:szCs w:val="20"/>
-                    </w:rPr>
                     <w:tab/>
                   </w:r>
                   <w:r>
                     <w:rPr>
                       <w:rFonts w:ascii="Avenir Next" w:hAnsi="Avenir Next" w:cs="Avenir Next" w:eastAsia="Avenir Next"/>
                       <w:color w:val="1A1A1A"/>
-                      <w:sz w:val="20"/>
+                      <w:sz w:val="22"/>
                       <w:szCs w:val="20"/>
                     </w:rPr>
                     <w:t xml:space="preserve">Cubes in the bottom layer</w:t>
@@ -1297,25 +1301,25 @@
                       <w:rFonts w:ascii="Avenir Next" w:hAnsi="Avenir Next" w:cs="Avenir Next" w:eastAsia="Avenir Next"/>
                       <w:b/>
                       <w:color w:val="003A70"/>
+                      <w:sz w:val="22"/>
+                      <w:szCs w:val="20"/>
+                    </w:rPr>
+                    <w:t xml:space="preserve">b.</w:t>
+                  </w:r>
+                  <w:r>
+                    <w:rPr>
+                      <w:rFonts w:ascii="Avenir Next" w:hAnsi="Avenir Next" w:cs="Avenir Next" w:eastAsia="Avenir Next"/>
+                      <w:color w:val="1A1A1A"/>
                       <w:sz w:val="20"/>
                       <w:szCs w:val="20"/>
                     </w:rPr>
-                    <w:t xml:space="preserve">b.</w:t>
-                  </w:r>
-                  <w:r>
-                    <w:rPr>
-                      <w:rFonts w:ascii="Avenir Next" w:hAnsi="Avenir Next" w:cs="Avenir Next" w:eastAsia="Avenir Next"/>
-                      <w:color w:val="1A1A1A"/>
-                      <w:sz w:val="20"/>
-                      <w:szCs w:val="20"/>
-                    </w:rPr>
                     <w:tab/>
                   </w:r>
                   <w:r>
                     <w:rPr>
                       <w:rFonts w:ascii="Avenir Next" w:hAnsi="Avenir Next" w:cs="Avenir Next" w:eastAsia="Avenir Next"/>
                       <w:color w:val="1A1A1A"/>
-                      <w:sz w:val="20"/>
+                      <w:sz w:val="22"/>
                       <w:szCs w:val="20"/>
                     </w:rPr>
                     <w:t xml:space="preserve">Number of layers</w:t>
@@ -1354,10 +1358,28 @@
                       <w:rFonts w:ascii="Avenir Next" w:hAnsi="Avenir Next" w:cs="Avenir Next" w:eastAsia="Avenir Next"/>
                       <w:b/>
                       <w:color w:val="003A70"/>
+                      <w:sz w:val="22"/>
+                      <w:szCs w:val="20"/>
+                    </w:rPr>
+                    <w:t xml:space="preserve">c.</w:t>
+                  </w:r>
+                  <w:r>
+                    <w:rPr>
+                      <w:rFonts w:ascii="Avenir Next" w:hAnsi="Avenir Next" w:cs="Avenir Next" w:eastAsia="Avenir Next"/>
+                      <w:color w:val="1A1A1A"/>
                       <w:sz w:val="20"/>
                       <w:szCs w:val="20"/>
                     </w:rPr>
-                    <w:t xml:space="preserve">c.</w:t>
+                    <w:tab/>
+                  </w:r>
+                  <w:r>
+                    <w:rPr>
+                      <w:rFonts w:ascii="Avenir Next" w:hAnsi="Avenir Next" w:cs="Avenir Next" w:eastAsia="Avenir Next"/>
+                      <w:color w:val="1A1A1A"/>
+                      <w:sz w:val="22"/>
+                      <w:szCs w:val="20"/>
+                    </w:rPr>
+                    <w:t xml:space="preserve">Volume of the chest</w:t>
                   </w:r>
                   <w:r>
                     <w:rPr>
@@ -1366,7 +1388,7 @@
                       <w:sz w:val="20"/>
                       <w:szCs w:val="20"/>
                     </w:rPr>
-                    <w:tab/>
+                    <w:t xml:space="preserve">  </w:t>
                   </w:r>
                   <w:r>
                     <w:rPr>
@@ -1374,24 +1396,6 @@
                       <w:color w:val="1A1A1A"/>
                       <w:sz w:val="20"/>
                       <w:szCs w:val="20"/>
-                    </w:rPr>
-                    <w:t xml:space="preserve">Volume of the chest</w:t>
-                  </w:r>
-                  <w:r>
-                    <w:rPr>
-                      <w:rFonts w:ascii="Avenir Next" w:hAnsi="Avenir Next" w:cs="Avenir Next" w:eastAsia="Avenir Next"/>
-                      <w:color w:val="1A1A1A"/>
-                      <w:sz w:val="20"/>
-                      <w:szCs w:val="20"/>
-                    </w:rPr>
-                    <w:t xml:space="preserve">  </w:t>
-                  </w:r>
-                  <w:r>
-                    <w:rPr>
-                      <w:rFonts w:ascii="Avenir Next" w:hAnsi="Avenir Next" w:cs="Avenir Next" w:eastAsia="Avenir Next"/>
-                      <w:color w:val="1A1A1A"/>
-                      <w:sz w:val="20"/>
-                      <w:szCs w:val="20"/>
                       <w:u w:val="single"/>
                     </w:rPr>
                     <w:t xml:space="preserve">                </w:t>
@@ -1400,7 +1404,7 @@
                     <w:rPr>
                       <w:rFonts w:ascii="Avenir Next" w:hAnsi="Avenir Next" w:cs="Avenir Next" w:eastAsia="Avenir Next"/>
                       <w:color w:val="1A1A1A"/>
-                      <w:sz w:val="20"/>
+                      <w:sz w:val="22"/>
                       <w:szCs w:val="20"/>
                     </w:rPr>
                     <w:t xml:space="preserve"> ft³</w:t>
@@ -1421,7 +1425,7 @@
                     <w:drawing>
                       <wp:inline distT="0" distB="0" distL="0" distR="0">
                         <wp:extent cx="1554479" cy="985606"/>
-                        <wp:docPr id="1" name="Figure 1"/>
+                        <wp:docPr id="1" name="Figure 1" descr="Rectangular prism. Length 5 ft, width 4 ft, height 3 ft."/>
                         <a:graphic xmlns:a="http://schemas.openxmlformats.org/drawingml/2006/main">
                           <a:graphicData uri="http://schemas.openxmlformats.org/drawingml/2006/picture">
                             <pic:pic xmlns:pic="http://schemas.openxmlformats.org/drawingml/2006/picture">
@@ -1456,7 +1460,7 @@
           </w:tbl>
           <w:p>
             <w:pPr>
-              <w:spacing w:before="0" w:after="0" w:line="24" w:lineRule="auto"/>
+              <w:spacing w:before="0" w:after="0" w:line="50" w:lineRule="exact"/>
             </w:pPr>
           </w:p>
         </w:tc>
@@ -1464,12 +1468,12 @@
     </w:tbl>
     <w:p>
       <w:pPr>
-        <w:spacing w:before="0" w:after="0" w:line="20" w:lineRule="exact"/>
+        <w:spacing w:before="0" w:after="0" w:line="50" w:lineRule="exact"/>
       </w:pPr>
     </w:p>
     <w:p>
       <w:pPr>
-        <w:spacing w:before="0" w:after="0" w:line="20" w:lineRule="exact"/>
+        <w:spacing w:before="0" w:after="0" w:line="50" w:lineRule="exact"/>
       </w:pPr>
     </w:p>
     <w:tbl>
@@ -1553,18 +1557,18 @@
                       <w:rFonts w:ascii="Avenir Next" w:hAnsi="Avenir Next" w:cs="Avenir Next" w:eastAsia="Avenir Next"/>
                       <w:b/>
                       <w:color w:val="1A1A1A"/>
+                      <w:sz w:val="22"/>
+                      <w:szCs w:val="20"/>
+                    </w:rPr>
+                    <w:t xml:space="preserve">3.</w:t>
+                  </w:r>
+                  <w:r>
+                    <w:rPr>
+                      <w:rFonts w:ascii="Avenir Next" w:hAnsi="Avenir Next" w:cs="Avenir Next" w:eastAsia="Avenir Next"/>
+                      <w:color w:val="1A1A1A"/>
                       <w:sz w:val="20"/>
                       <w:szCs w:val="20"/>
                     </w:rPr>
-                    <w:t xml:space="preserve">3.</w:t>
-                  </w:r>
-                  <w:r>
-                    <w:rPr>
-                      <w:rFonts w:ascii="Avenir Next" w:hAnsi="Avenir Next" w:cs="Avenir Next" w:eastAsia="Avenir Next"/>
-                      <w:color w:val="1A1A1A"/>
-                      <w:sz w:val="20"/>
-                      <w:szCs w:val="20"/>
-                    </w:rPr>
                     <w:tab/>
                   </w:r>
                   <w:r>
@@ -1572,7 +1576,7 @@
                       <w:rFonts w:ascii="Avenir Next" w:hAnsi="Avenir Next" w:cs="Avenir Next" w:eastAsia="Avenir Next"/>
                       <w:b/>
                       <w:color w:val="1A1A1A"/>
-                      <w:sz w:val="20"/>
+                      <w:sz w:val="22"/>
                       <w:szCs w:val="20"/>
                     </w:rPr>
                     <w:t xml:space="preserve">Fish Tank.  </w:t>
@@ -1581,7 +1585,7 @@
                     <w:rPr>
                       <w:rFonts w:ascii="Avenir Next" w:hAnsi="Avenir Next" w:cs="Avenir Next" w:eastAsia="Avenir Next"/>
                       <w:color w:val="1A1A1A"/>
-                      <w:sz w:val="20"/>
+                      <w:sz w:val="22"/>
                       <w:szCs w:val="20"/>
                     </w:rPr>
                     <w:t xml:space="preserve">A fish tank is 16 in long, 11 in wide, and 5 in tall.</w:t>
@@ -1598,7 +1602,7 @@
                       <w:rFonts w:ascii="Avenir Next" w:hAnsi="Avenir Next" w:cs="Avenir Next" w:eastAsia="Avenir Next"/>
                       <w:b/>
                       <w:color w:val="003A70"/>
-                      <w:sz w:val="17"/>
+                      <w:sz w:val="22"/>
                       <w:szCs w:val="17"/>
                     </w:rPr>
                     <w:t xml:space="preserve">Hint  </w:t>
@@ -1608,7 +1612,7 @@
                       <w:rFonts w:ascii="Avenir Next" w:hAnsi="Avenir Next" w:cs="Avenir Next" w:eastAsia="Avenir Next"/>
                       <w:i/>
                       <w:color w:val="5A5F66"/>
-                      <w:sz w:val="17"/>
+                      <w:sz w:val="22"/>
                       <w:szCs w:val="17"/>
                     </w:rPr>
                     <w:t xml:space="preserve">Find the base first. The height counts the layers.</w:t>
@@ -1628,10 +1632,28 @@
                       <w:rFonts w:ascii="Avenir Next" w:hAnsi="Avenir Next" w:cs="Avenir Next" w:eastAsia="Avenir Next"/>
                       <w:b/>
                       <w:color w:val="003A70"/>
+                      <w:sz w:val="22"/>
+                      <w:szCs w:val="20"/>
+                    </w:rPr>
+                    <w:t xml:space="preserve">a.</w:t>
+                  </w:r>
+                  <w:r>
+                    <w:rPr>
+                      <w:rFonts w:ascii="Avenir Next" w:hAnsi="Avenir Next" w:cs="Avenir Next" w:eastAsia="Avenir Next"/>
+                      <w:color w:val="1A1A1A"/>
                       <w:sz w:val="20"/>
                       <w:szCs w:val="20"/>
                     </w:rPr>
-                    <w:t xml:space="preserve">a.</w:t>
+                    <w:tab/>
+                  </w:r>
+                  <w:r>
+                    <w:rPr>
+                      <w:rFonts w:ascii="Avenir Next" w:hAnsi="Avenir Next" w:cs="Avenir Next" w:eastAsia="Avenir Next"/>
+                      <w:color w:val="1A1A1A"/>
+                      <w:sz w:val="22"/>
+                      <w:szCs w:val="20"/>
+                    </w:rPr>
+                    <w:t xml:space="preserve">Area of the base</w:t>
                   </w:r>
                   <w:r>
                     <w:rPr>
@@ -1640,7 +1662,7 @@
                       <w:sz w:val="20"/>
                       <w:szCs w:val="20"/>
                     </w:rPr>
-                    <w:tab/>
+                    <w:t xml:space="preserve">  </w:t>
                   </w:r>
                   <w:r>
                     <w:rPr>
@@ -1648,24 +1670,6 @@
                       <w:color w:val="1A1A1A"/>
                       <w:sz w:val="20"/>
                       <w:szCs w:val="20"/>
-                    </w:rPr>
-                    <w:t xml:space="preserve">Area of the base</w:t>
-                  </w:r>
-                  <w:r>
-                    <w:rPr>
-                      <w:rFonts w:ascii="Avenir Next" w:hAnsi="Avenir Next" w:cs="Avenir Next" w:eastAsia="Avenir Next"/>
-                      <w:color w:val="1A1A1A"/>
-                      <w:sz w:val="20"/>
-                      <w:szCs w:val="20"/>
-                    </w:rPr>
-                    <w:t xml:space="preserve">  </w:t>
-                  </w:r>
-                  <w:r>
-                    <w:rPr>
-                      <w:rFonts w:ascii="Avenir Next" w:hAnsi="Avenir Next" w:cs="Avenir Next" w:eastAsia="Avenir Next"/>
-                      <w:color w:val="1A1A1A"/>
-                      <w:sz w:val="20"/>
-                      <w:szCs w:val="20"/>
                       <w:u w:val="single"/>
                     </w:rPr>
                     <w:t xml:space="preserve">                </w:t>
@@ -1674,7 +1678,7 @@
                     <w:rPr>
                       <w:rFonts w:ascii="Avenir Next" w:hAnsi="Avenir Next" w:cs="Avenir Next" w:eastAsia="Avenir Next"/>
                       <w:color w:val="1A1A1A"/>
-                      <w:sz w:val="20"/>
+                      <w:sz w:val="22"/>
                       <w:szCs w:val="20"/>
                     </w:rPr>
                     <w:t xml:space="preserve"> in²</w:t>
@@ -1694,10 +1698,28 @@
                       <w:rFonts w:ascii="Avenir Next" w:hAnsi="Avenir Next" w:cs="Avenir Next" w:eastAsia="Avenir Next"/>
                       <w:b/>
                       <w:color w:val="003A70"/>
+                      <w:sz w:val="22"/>
+                      <w:szCs w:val="20"/>
+                    </w:rPr>
+                    <w:t xml:space="preserve">b.</w:t>
+                  </w:r>
+                  <w:r>
+                    <w:rPr>
+                      <w:rFonts w:ascii="Avenir Next" w:hAnsi="Avenir Next" w:cs="Avenir Next" w:eastAsia="Avenir Next"/>
+                      <w:color w:val="1A1A1A"/>
                       <w:sz w:val="20"/>
                       <w:szCs w:val="20"/>
                     </w:rPr>
-                    <w:t xml:space="preserve">b.</w:t>
+                    <w:tab/>
+                  </w:r>
+                  <w:r>
+                    <w:rPr>
+                      <w:rFonts w:ascii="Avenir Next" w:hAnsi="Avenir Next" w:cs="Avenir Next" w:eastAsia="Avenir Next"/>
+                      <w:color w:val="1A1A1A"/>
+                      <w:sz w:val="22"/>
+                      <w:szCs w:val="20"/>
+                    </w:rPr>
+                    <w:t xml:space="preserve">Volume of the tank</w:t>
                   </w:r>
                   <w:r>
                     <w:rPr>
@@ -1706,7 +1728,7 @@
                       <w:sz w:val="20"/>
                       <w:szCs w:val="20"/>
                     </w:rPr>
-                    <w:tab/>
+                    <w:t xml:space="preserve">  </w:t>
                   </w:r>
                   <w:r>
                     <w:rPr>
@@ -1714,24 +1736,6 @@
                       <w:color w:val="1A1A1A"/>
                       <w:sz w:val="20"/>
                       <w:szCs w:val="20"/>
-                    </w:rPr>
-                    <w:t xml:space="preserve">Volume of the tank</w:t>
-                  </w:r>
-                  <w:r>
-                    <w:rPr>
-                      <w:rFonts w:ascii="Avenir Next" w:hAnsi="Avenir Next" w:cs="Avenir Next" w:eastAsia="Avenir Next"/>
-                      <w:color w:val="1A1A1A"/>
-                      <w:sz w:val="20"/>
-                      <w:szCs w:val="20"/>
-                    </w:rPr>
-                    <w:t xml:space="preserve">  </w:t>
-                  </w:r>
-                  <w:r>
-                    <w:rPr>
-                      <w:rFonts w:ascii="Avenir Next" w:hAnsi="Avenir Next" w:cs="Avenir Next" w:eastAsia="Avenir Next"/>
-                      <w:color w:val="1A1A1A"/>
-                      <w:sz w:val="20"/>
-                      <w:szCs w:val="20"/>
                       <w:u w:val="single"/>
                     </w:rPr>
                     <w:t xml:space="preserve">                </w:t>
@@ -1740,7 +1744,7 @@
                     <w:rPr>
                       <w:rFonts w:ascii="Avenir Next" w:hAnsi="Avenir Next" w:cs="Avenir Next" w:eastAsia="Avenir Next"/>
                       <w:color w:val="1A1A1A"/>
-                      <w:sz w:val="20"/>
+                      <w:sz w:val="22"/>
                       <w:szCs w:val="20"/>
                     </w:rPr>
                     <w:t xml:space="preserve"> in³</w:t>
@@ -1748,7 +1752,7 @@
                 </w:p>
                 <w:p>
                   <w:pPr>
-                    <w:spacing w:before="0" w:after="0" w:line="60" w:lineRule="auto"/>
+                    <w:spacing w:before="0" w:after="0" w:line="50" w:lineRule="exact"/>
                   </w:pPr>
                 </w:p>
                 <w:tbl>
@@ -1806,7 +1810,7 @@
                 </w:tbl>
                 <w:p>
                   <w:pPr>
-                    <w:spacing w:before="0" w:after="0" w:line="24" w:lineRule="auto"/>
+                    <w:spacing w:before="0" w:after="0" w:line="50" w:lineRule="exact"/>
                   </w:pPr>
                 </w:p>
               </w:tc>
@@ -1824,7 +1828,7 @@
                     <w:drawing>
                       <wp:inline distT="0" distB="0" distL="0" distR="0">
                         <wp:extent cx="1463040" cy="714741"/>
-                        <wp:docPr id="2" name="Figure 2"/>
+                        <wp:docPr id="2" name="Figure 2" descr="Rectangular prism. Length 16 in, width 11 in, height 5 in."/>
                         <a:graphic xmlns:a="http://schemas.openxmlformats.org/drawingml/2006/main">
                           <a:graphicData uri="http://schemas.openxmlformats.org/drawingml/2006/picture">
                             <pic:pic xmlns:pic="http://schemas.openxmlformats.org/drawingml/2006/picture">
@@ -1859,7 +1863,7 @@
           </w:tbl>
           <w:p>
             <w:pPr>
-              <w:spacing w:before="0" w:after="0" w:line="24" w:lineRule="auto"/>
+              <w:spacing w:before="0" w:after="0" w:line="50" w:lineRule="exact"/>
             </w:pPr>
           </w:p>
         </w:tc>
@@ -1867,12 +1871,12 @@
     </w:tbl>
     <w:p>
       <w:pPr>
-        <w:spacing w:before="0" w:after="0" w:line="20" w:lineRule="exact"/>
+        <w:spacing w:before="0" w:after="0" w:line="50" w:lineRule="exact"/>
       </w:pPr>
     </w:p>
     <w:p>
       <w:pPr>
-        <w:spacing w:before="0" w:after="0" w:line="20" w:lineRule="exact"/>
+        <w:spacing w:before="0" w:after="0" w:line="50" w:lineRule="exact"/>
       </w:pPr>
     </w:p>
     <w:tbl>
@@ -1923,18 +1927,18 @@
                 <w:rFonts w:ascii="Avenir Next" w:hAnsi="Avenir Next" w:cs="Avenir Next" w:eastAsia="Avenir Next"/>
                 <w:b/>
                 <w:color w:val="1A1A1A"/>
+                <w:sz w:val="22"/>
+                <w:szCs w:val="20"/>
+              </w:rPr>
+              <w:t xml:space="preserve">4.</w:t>
+            </w:r>
+            <w:r>
+              <w:rPr>
+                <w:rFonts w:ascii="Avenir Next" w:hAnsi="Avenir Next" w:cs="Avenir Next" w:eastAsia="Avenir Next"/>
+                <w:color w:val="1A1A1A"/>
                 <w:sz w:val="20"/>
                 <w:szCs w:val="20"/>
               </w:rPr>
-              <w:t xml:space="preserve">4.</w:t>
-            </w:r>
-            <w:r>
-              <w:rPr>
-                <w:rFonts w:ascii="Avenir Next" w:hAnsi="Avenir Next" w:cs="Avenir Next" w:eastAsia="Avenir Next"/>
-                <w:color w:val="1A1A1A"/>
-                <w:sz w:val="20"/>
-                <w:szCs w:val="20"/>
-              </w:rPr>
               <w:tab/>
             </w:r>
             <w:r>
@@ -1942,7 +1946,7 @@
                 <w:rFonts w:ascii="Avenir Next" w:hAnsi="Avenir Next" w:cs="Avenir Next" w:eastAsia="Avenir Next"/>
                 <w:b/>
                 <w:color w:val="1A1A1A"/>
-                <w:sz w:val="20"/>
+                <w:sz w:val="22"/>
                 <w:szCs w:val="20"/>
               </w:rPr>
               <w:t xml:space="preserve">Locker Space.  </w:t>
@@ -1951,7 +1955,7 @@
               <w:rPr>
                 <w:rFonts w:ascii="Avenir Next" w:hAnsi="Avenir Next" w:cs="Avenir Next" w:eastAsia="Avenir Next"/>
                 <w:color w:val="1A1A1A"/>
-                <w:sz w:val="20"/>
+                <w:sz w:val="22"/>
                 <w:szCs w:val="20"/>
               </w:rPr>
               <w:t xml:space="preserve">A locker is 12 in wide, 15 in deep, and 48 in tall. Find its volume.</w:t>
@@ -1968,7 +1972,7 @@
                 <w:rFonts w:ascii="Avenir Next" w:hAnsi="Avenir Next" w:cs="Avenir Next" w:eastAsia="Avenir Next"/>
                 <w:b/>
                 <w:color w:val="003A70"/>
-                <w:sz w:val="17"/>
+                <w:sz w:val="22"/>
                 <w:szCs w:val="17"/>
               </w:rPr>
               <w:t xml:space="preserve">Hint  </w:t>
@@ -1978,7 +1982,7 @@
                 <w:rFonts w:ascii="Avenir Next" w:hAnsi="Avenir Next" w:cs="Avenir Next" w:eastAsia="Avenir Next"/>
                 <w:i/>
                 <w:color w:val="5A5F66"/>
-                <w:sz w:val="17"/>
+                <w:sz w:val="22"/>
                 <w:szCs w:val="17"/>
               </w:rPr>
               <w:t xml:space="preserve">Base = width × depth. Then multiply by the height.</w:t>
@@ -1986,7 +1990,7 @@
           </w:p>
           <w:p>
             <w:pPr>
-              <w:spacing w:before="0" w:after="0" w:line="60" w:lineRule="auto"/>
+              <w:spacing w:before="0" w:after="0" w:line="50" w:lineRule="exact"/>
             </w:pPr>
           </w:p>
           <w:tbl>
@@ -2055,25 +2059,25 @@
                 <w:rFonts w:ascii="Avenir Next" w:hAnsi="Avenir Next" w:cs="Avenir Next" w:eastAsia="Avenir Next"/>
                 <w:b/>
                 <w:color w:val="1A1A1A"/>
+                <w:sz w:val="22"/>
+                <w:szCs w:val="18"/>
+              </w:rPr>
+              <w:t xml:space="preserve">Answer</w:t>
+            </w:r>
+            <w:r>
+              <w:rPr>
+                <w:rFonts w:ascii="Avenir Next" w:hAnsi="Avenir Next" w:cs="Avenir Next" w:eastAsia="Avenir Next"/>
+                <w:color w:val="1A1A1A"/>
                 <w:sz w:val="18"/>
                 <w:szCs w:val="18"/>
               </w:rPr>
-              <w:t xml:space="preserve">Answer</w:t>
-            </w:r>
-            <w:r>
-              <w:rPr>
-                <w:rFonts w:ascii="Avenir Next" w:hAnsi="Avenir Next" w:cs="Avenir Next" w:eastAsia="Avenir Next"/>
-                <w:color w:val="1A1A1A"/>
-                <w:sz w:val="18"/>
-                <w:szCs w:val="18"/>
-              </w:rPr>
               <w:tab/>
             </w:r>
             <w:r>
               <w:rPr>
                 <w:rFonts w:ascii="Avenir Next" w:hAnsi="Avenir Next" w:cs="Avenir Next" w:eastAsia="Avenir Next"/>
                 <w:color w:val="1A1A1A"/>
-                <w:sz w:val="18"/>
+                <w:sz w:val="22"/>
                 <w:szCs w:val="18"/>
               </w:rPr>
               <w:t xml:space="preserve">  in³</w:t>
@@ -2099,18 +2103,18 @@
                 <w:rFonts w:ascii="Avenir Next" w:hAnsi="Avenir Next" w:cs="Avenir Next" w:eastAsia="Avenir Next"/>
                 <w:b/>
                 <w:color w:val="1A1A1A"/>
+                <w:sz w:val="22"/>
+                <w:szCs w:val="20"/>
+              </w:rPr>
+              <w:t xml:space="preserve">5.</w:t>
+            </w:r>
+            <w:r>
+              <w:rPr>
+                <w:rFonts w:ascii="Avenir Next" w:hAnsi="Avenir Next" w:cs="Avenir Next" w:eastAsia="Avenir Next"/>
+                <w:color w:val="1A1A1A"/>
                 <w:sz w:val="20"/>
                 <w:szCs w:val="20"/>
               </w:rPr>
-              <w:t xml:space="preserve">5.</w:t>
-            </w:r>
-            <w:r>
-              <w:rPr>
-                <w:rFonts w:ascii="Avenir Next" w:hAnsi="Avenir Next" w:cs="Avenir Next" w:eastAsia="Avenir Next"/>
-                <w:color w:val="1A1A1A"/>
-                <w:sz w:val="20"/>
-                <w:szCs w:val="20"/>
-              </w:rPr>
               <w:tab/>
             </w:r>
             <w:r>
@@ -2118,7 +2122,7 @@
                 <w:rFonts w:ascii="Avenir Next" w:hAnsi="Avenir Next" w:cs="Avenir Next" w:eastAsia="Avenir Next"/>
                 <w:b/>
                 <w:color w:val="1A1A1A"/>
-                <w:sz w:val="20"/>
+                <w:sz w:val="22"/>
                 <w:szCs w:val="20"/>
               </w:rPr>
               <w:t xml:space="preserve">Sandbox Fill.  </w:t>
@@ -2127,7 +2131,7 @@
               <w:rPr>
                 <w:rFonts w:ascii="Avenir Next" w:hAnsi="Avenir Next" w:cs="Avenir Next" w:eastAsia="Avenir Next"/>
                 <w:color w:val="1A1A1A"/>
-                <w:sz w:val="20"/>
+                <w:sz w:val="22"/>
                 <w:szCs w:val="20"/>
               </w:rPr>
               <w:t xml:space="preserve">A sandbox is 26 ft long and 11 ft wide. Sand is poured in 2 ft deep. How much sand is needed?</w:t>
@@ -2144,7 +2148,7 @@
                 <w:rFonts w:ascii="Avenir Next" w:hAnsi="Avenir Next" w:cs="Avenir Next" w:eastAsia="Avenir Next"/>
                 <w:b/>
                 <w:color w:val="003A70"/>
-                <w:sz w:val="17"/>
+                <w:sz w:val="22"/>
                 <w:szCs w:val="17"/>
               </w:rPr>
               <w:t xml:space="preserve">Hint  </w:t>
@@ -2154,7 +2158,7 @@
                 <w:rFonts w:ascii="Avenir Next" w:hAnsi="Avenir Next" w:cs="Avenir Next" w:eastAsia="Avenir Next"/>
                 <w:i/>
                 <w:color w:val="5A5F66"/>
-                <w:sz w:val="17"/>
+                <w:sz w:val="22"/>
                 <w:szCs w:val="17"/>
               </w:rPr>
               <w:t xml:space="preserve">The depth of the sand is the height.</w:t>
@@ -2162,7 +2166,7 @@
           </w:p>
           <w:p>
             <w:pPr>
-              <w:spacing w:before="0" w:after="0" w:line="60" w:lineRule="auto"/>
+              <w:spacing w:before="0" w:after="0" w:line="50" w:lineRule="exact"/>
             </w:pPr>
           </w:p>
           <w:tbl>
@@ -2231,25 +2235,25 @@
                 <w:rFonts w:ascii="Avenir Next" w:hAnsi="Avenir Next" w:cs="Avenir Next" w:eastAsia="Avenir Next"/>
                 <w:b/>
                 <w:color w:val="1A1A1A"/>
+                <w:sz w:val="22"/>
+                <w:szCs w:val="18"/>
+              </w:rPr>
+              <w:t xml:space="preserve">Answer</w:t>
+            </w:r>
+            <w:r>
+              <w:rPr>
+                <w:rFonts w:ascii="Avenir Next" w:hAnsi="Avenir Next" w:cs="Avenir Next" w:eastAsia="Avenir Next"/>
+                <w:color w:val="1A1A1A"/>
                 <w:sz w:val="18"/>
                 <w:szCs w:val="18"/>
               </w:rPr>
-              <w:t xml:space="preserve">Answer</w:t>
-            </w:r>
-            <w:r>
-              <w:rPr>
-                <w:rFonts w:ascii="Avenir Next" w:hAnsi="Avenir Next" w:cs="Avenir Next" w:eastAsia="Avenir Next"/>
-                <w:color w:val="1A1A1A"/>
-                <w:sz w:val="18"/>
-                <w:szCs w:val="18"/>
-              </w:rPr>
               <w:tab/>
             </w:r>
             <w:r>
               <w:rPr>
                 <w:rFonts w:ascii="Avenir Next" w:hAnsi="Avenir Next" w:cs="Avenir Next" w:eastAsia="Avenir Next"/>
                 <w:color w:val="1A1A1A"/>
-                <w:sz w:val="18"/>
+                <w:sz w:val="22"/>
                 <w:szCs w:val="18"/>
               </w:rPr>
               <w:t xml:space="preserve">  ft³</w:t>
@@ -2260,12 +2264,12 @@
     </w:tbl>
     <w:p>
       <w:pPr>
-        <w:spacing w:before="0" w:after="0" w:line="20" w:lineRule="exact"/>
+        <w:spacing w:before="0" w:after="0" w:line="50" w:lineRule="exact"/>
       </w:pPr>
     </w:p>
     <w:p>
       <w:pPr>
-        <w:spacing w:before="0" w:after="0" w:line="20" w:lineRule="exact"/>
+        <w:spacing w:before="0" w:after="0" w:line="50" w:lineRule="exact"/>
       </w:pPr>
     </w:p>
     <w:tbl>
@@ -2315,18 +2319,18 @@
                 <w:rFonts w:ascii="Avenir Next" w:hAnsi="Avenir Next" w:cs="Avenir Next" w:eastAsia="Avenir Next"/>
                 <w:b/>
                 <w:color w:val="1A1A1A"/>
+                <w:sz w:val="22"/>
+                <w:szCs w:val="20"/>
+              </w:rPr>
+              <w:t xml:space="preserve">6.</w:t>
+            </w:r>
+            <w:r>
+              <w:rPr>
+                <w:rFonts w:ascii="Avenir Next" w:hAnsi="Avenir Next" w:cs="Avenir Next" w:eastAsia="Avenir Next"/>
+                <w:color w:val="1A1A1A"/>
                 <w:sz w:val="20"/>
                 <w:szCs w:val="20"/>
               </w:rPr>
-              <w:t xml:space="preserve">6.</w:t>
-            </w:r>
-            <w:r>
-              <w:rPr>
-                <w:rFonts w:ascii="Avenir Next" w:hAnsi="Avenir Next" w:cs="Avenir Next" w:eastAsia="Avenir Next"/>
-                <w:color w:val="1A1A1A"/>
-                <w:sz w:val="20"/>
-                <w:szCs w:val="20"/>
-              </w:rPr>
               <w:tab/>
             </w:r>
             <w:r>
@@ -2334,7 +2338,7 @@
                 <w:rFonts w:ascii="Avenir Next" w:hAnsi="Avenir Next" w:cs="Avenir Next" w:eastAsia="Avenir Next"/>
                 <w:b/>
                 <w:color w:val="1A1A1A"/>
-                <w:sz w:val="20"/>
+                <w:sz w:val="22"/>
                 <w:szCs w:val="20"/>
               </w:rPr>
               <w:t xml:space="preserve">Ian’s Box.  </w:t>
@@ -2343,7 +2347,7 @@
               <w:rPr>
                 <w:rFonts w:ascii="Avenir Next" w:hAnsi="Avenir Next" w:cs="Avenir Next" w:eastAsia="Avenir Next"/>
                 <w:color w:val="1A1A1A"/>
-                <w:sz w:val="20"/>
+                <w:sz w:val="22"/>
                 <w:szCs w:val="20"/>
               </w:rPr>
               <w:t xml:space="preserve">A box is 17 cm long, 13 cm wide, and 5 cm tall. Ian says its volume is 221 cm³. Is Ian right?</w:t>
@@ -2360,7 +2364,7 @@
                 <w:rFonts w:ascii="Avenir Next" w:hAnsi="Avenir Next" w:cs="Avenir Next" w:eastAsia="Avenir Next"/>
                 <w:b/>
                 <w:color w:val="003A70"/>
-                <w:sz w:val="17"/>
+                <w:sz w:val="22"/>
                 <w:szCs w:val="17"/>
               </w:rPr>
               <w:t xml:space="preserve">Hint  </w:t>
@@ -2370,7 +2374,7 @@
                 <w:rFonts w:ascii="Avenir Next" w:hAnsi="Avenir Next" w:cs="Avenir Next" w:eastAsia="Avenir Next"/>
                 <w:i/>
                 <w:color w:val="5A5F66"/>
-                <w:sz w:val="17"/>
+                <w:sz w:val="22"/>
                 <w:szCs w:val="17"/>
               </w:rPr>
               <w:t xml:space="preserve">How many edges did Ian use? A prism has three.</w:t>
@@ -2378,7 +2382,7 @@
           </w:p>
           <w:p>
             <w:pPr>
-              <w:spacing w:before="0" w:after="0" w:line="60" w:lineRule="auto"/>
+              <w:spacing w:before="0" w:after="0" w:line="50" w:lineRule="exact"/>
             </w:pPr>
           </w:p>
           <w:tbl>
@@ -2447,7 +2451,7 @@
                 <w:rFonts w:ascii="Avenir Next" w:hAnsi="Avenir Next" w:cs="Avenir Next" w:eastAsia="Avenir Next"/>
                 <w:b/>
                 <w:color w:val="1A1A1A"/>
-                <w:sz w:val="18"/>
+                <w:sz w:val="22"/>
                 <w:szCs w:val="18"/>
               </w:rPr>
               <w:t xml:space="preserve">True volume</w:t>
@@ -2467,12 +2471,12 @@
     </w:tbl>
     <w:p>
       <w:pPr>
-        <w:spacing w:before="0" w:after="0" w:line="20" w:lineRule="exact"/>
+        <w:spacing w:before="0" w:after="0" w:line="50" w:lineRule="exact"/>
       </w:pPr>
     </w:p>
     <w:p>
       <w:pPr>
-        <w:spacing w:before="0" w:after="0" w:line="20" w:lineRule="exact"/>
+        <w:spacing w:before="0" w:after="0" w:line="50" w:lineRule="exact"/>
       </w:pPr>
     </w:p>
     <w:tbl>
@@ -2522,18 +2526,18 @@
                 <w:rFonts w:ascii="Avenir Next" w:hAnsi="Avenir Next" w:cs="Avenir Next" w:eastAsia="Avenir Next"/>
                 <w:b/>
                 <w:color w:val="1A1A1A"/>
+                <w:sz w:val="22"/>
+                <w:szCs w:val="20"/>
+              </w:rPr>
+              <w:t xml:space="preserve">7.</w:t>
+            </w:r>
+            <w:r>
+              <w:rPr>
+                <w:rFonts w:ascii="Avenir Next" w:hAnsi="Avenir Next" w:cs="Avenir Next" w:eastAsia="Avenir Next"/>
+                <w:color w:val="1A1A1A"/>
                 <w:sz w:val="20"/>
                 <w:szCs w:val="20"/>
               </w:rPr>
-              <w:t xml:space="preserve">7.</w:t>
-            </w:r>
-            <w:r>
-              <w:rPr>
-                <w:rFonts w:ascii="Avenir Next" w:hAnsi="Avenir Next" w:cs="Avenir Next" w:eastAsia="Avenir Next"/>
-                <w:color w:val="1A1A1A"/>
-                <w:sz w:val="20"/>
-                <w:szCs w:val="20"/>
-              </w:rPr>
               <w:tab/>
             </w:r>
             <w:r>
@@ -2541,7 +2545,7 @@
                 <w:rFonts w:ascii="Avenir Next" w:hAnsi="Avenir Next" w:cs="Avenir Next" w:eastAsia="Avenir Next"/>
                 <w:b/>
                 <w:color w:val="1A1A1A"/>
-                <w:sz w:val="20"/>
+                <w:sz w:val="22"/>
                 <w:szCs w:val="20"/>
               </w:rPr>
               <w:t xml:space="preserve">Two Cartons.  </w:t>
@@ -2550,7 +2554,7 @@
               <w:rPr>
                 <w:rFonts w:ascii="Avenir Next" w:hAnsi="Avenir Next" w:cs="Avenir Next" w:eastAsia="Avenir Next"/>
                 <w:color w:val="1A1A1A"/>
-                <w:sz w:val="20"/>
+                <w:sz w:val="22"/>
                 <w:szCs w:val="20"/>
               </w:rPr>
               <w:t xml:space="preserve">Carton A is 18 cm by 5 cm by 11 cm. Carton B is 15 cm by 11 cm by 5 cm. Which carton holds more? How much more?</w:t>
@@ -2558,7 +2562,7 @@
           </w:p>
           <w:p>
             <w:pPr>
-              <w:spacing w:before="0" w:after="0" w:line="60" w:lineRule="auto"/>
+              <w:spacing w:before="0" w:after="0" w:line="50" w:lineRule="exact"/>
             </w:pPr>
           </w:p>
           <w:tbl>
@@ -2627,7 +2631,7 @@
                 <w:rFonts w:ascii="Avenir Next" w:hAnsi="Avenir Next" w:cs="Avenir Next" w:eastAsia="Avenir Next"/>
                 <w:b/>
                 <w:color w:val="1A1A1A"/>
-                <w:sz w:val="18"/>
+                <w:sz w:val="22"/>
                 <w:szCs w:val="18"/>
               </w:rPr>
               <w:t xml:space="preserve">Carton, how much</w:t>
@@ -2647,12 +2651,12 @@
     </w:tbl>
     <w:p>
       <w:pPr>
-        <w:spacing w:before="0" w:after="0" w:line="20" w:lineRule="exact"/>
+        <w:spacing w:before="0" w:after="0" w:line="50" w:lineRule="exact"/>
       </w:pPr>
     </w:p>
     <w:p>
       <w:pPr>
-        <w:spacing w:before="0" w:after="0" w:line="20" w:lineRule="exact"/>
+        <w:spacing w:before="0" w:after="0" w:line="50" w:lineRule="exact"/>
       </w:pPr>
     </w:p>
     <w:tbl>
@@ -2702,18 +2706,18 @@
                 <w:rFonts w:ascii="Avenir Next" w:hAnsi="Avenir Next" w:cs="Avenir Next" w:eastAsia="Avenir Next"/>
                 <w:b/>
                 <w:color w:val="1A1A1A"/>
+                <w:sz w:val="22"/>
+                <w:szCs w:val="20"/>
+              </w:rPr>
+              <w:t xml:space="preserve">8.</w:t>
+            </w:r>
+            <w:r>
+              <w:rPr>
+                <w:rFonts w:ascii="Avenir Next" w:hAnsi="Avenir Next" w:cs="Avenir Next" w:eastAsia="Avenir Next"/>
+                <w:color w:val="1A1A1A"/>
                 <w:sz w:val="20"/>
                 <w:szCs w:val="20"/>
               </w:rPr>
-              <w:t xml:space="preserve">8.</w:t>
-            </w:r>
-            <w:r>
-              <w:rPr>
-                <w:rFonts w:ascii="Avenir Next" w:hAnsi="Avenir Next" w:cs="Avenir Next" w:eastAsia="Avenir Next"/>
-                <w:color w:val="1A1A1A"/>
-                <w:sz w:val="20"/>
-                <w:szCs w:val="20"/>
-              </w:rPr>
               <w:tab/>
             </w:r>
             <w:r>
@@ -2721,7 +2725,7 @@
                 <w:rFonts w:ascii="Avenir Next" w:hAnsi="Avenir Next" w:cs="Avenir Next" w:eastAsia="Avenir Next"/>
                 <w:b/>
                 <w:color w:val="1A1A1A"/>
-                <w:sz w:val="20"/>
+                <w:sz w:val="22"/>
                 <w:szCs w:val="20"/>
               </w:rPr>
               <w:t xml:space="preserve">Aquarium.  </w:t>
@@ -2730,7 +2734,7 @@
               <w:rPr>
                 <w:rFonts w:ascii="Avenir Next" w:hAnsi="Avenir Next" w:cs="Avenir Next" w:eastAsia="Avenir Next"/>
                 <w:color w:val="1A1A1A"/>
-                <w:sz w:val="20"/>
+                <w:sz w:val="22"/>
                 <w:szCs w:val="20"/>
               </w:rPr>
               <w:t xml:space="preserve">An aquarium is 60 cm long, 30 cm wide, and 40 cm tall. One liter of water fills 1,000 cm³.</w:t>
@@ -2750,10 +2754,28 @@
                 <w:rFonts w:ascii="Avenir Next" w:hAnsi="Avenir Next" w:cs="Avenir Next" w:eastAsia="Avenir Next"/>
                 <w:b/>
                 <w:color w:val="003A70"/>
+                <w:sz w:val="22"/>
+                <w:szCs w:val="20"/>
+              </w:rPr>
+              <w:t xml:space="preserve">a.</w:t>
+            </w:r>
+            <w:r>
+              <w:rPr>
+                <w:rFonts w:ascii="Avenir Next" w:hAnsi="Avenir Next" w:cs="Avenir Next" w:eastAsia="Avenir Next"/>
+                <w:color w:val="1A1A1A"/>
                 <w:sz w:val="20"/>
                 <w:szCs w:val="20"/>
               </w:rPr>
-              <w:t xml:space="preserve">a.</w:t>
+              <w:tab/>
+            </w:r>
+            <w:r>
+              <w:rPr>
+                <w:rFonts w:ascii="Avenir Next" w:hAnsi="Avenir Next" w:cs="Avenir Next" w:eastAsia="Avenir Next"/>
+                <w:color w:val="1A1A1A"/>
+                <w:sz w:val="22"/>
+                <w:szCs w:val="20"/>
+              </w:rPr>
+              <w:t xml:space="preserve">Find the volume.</w:t>
             </w:r>
             <w:r>
               <w:rPr>
@@ -2762,7 +2784,7 @@
                 <w:sz w:val="20"/>
                 <w:szCs w:val="20"/>
               </w:rPr>
-              <w:tab/>
+              <w:t xml:space="preserve">  </w:t>
             </w:r>
             <w:r>
               <w:rPr>
@@ -2770,24 +2792,6 @@
                 <w:color w:val="1A1A1A"/>
                 <w:sz w:val="20"/>
                 <w:szCs w:val="20"/>
-              </w:rPr>
-              <w:t xml:space="preserve">Find the volume.</w:t>
-            </w:r>
-            <w:r>
-              <w:rPr>
-                <w:rFonts w:ascii="Avenir Next" w:hAnsi="Avenir Next" w:cs="Avenir Next" w:eastAsia="Avenir Next"/>
-                <w:color w:val="1A1A1A"/>
-                <w:sz w:val="20"/>
-                <w:szCs w:val="20"/>
-              </w:rPr>
-              <w:t xml:space="preserve">  </w:t>
-            </w:r>
-            <w:r>
-              <w:rPr>
-                <w:rFonts w:ascii="Avenir Next" w:hAnsi="Avenir Next" w:cs="Avenir Next" w:eastAsia="Avenir Next"/>
-                <w:color w:val="1A1A1A"/>
-                <w:sz w:val="20"/>
-                <w:szCs w:val="20"/>
                 <w:u w:val="single"/>
               </w:rPr>
               <w:t xml:space="preserve">                </w:t>
@@ -2796,7 +2800,7 @@
               <w:rPr>
                 <w:rFonts w:ascii="Avenir Next" w:hAnsi="Avenir Next" w:cs="Avenir Next" w:eastAsia="Avenir Next"/>
                 <w:color w:val="1A1A1A"/>
-                <w:sz w:val="20"/>
+                <w:sz w:val="22"/>
                 <w:szCs w:val="20"/>
               </w:rPr>
               <w:t xml:space="preserve"> cm³</w:t>
@@ -2816,10 +2820,28 @@
                 <w:rFonts w:ascii="Avenir Next" w:hAnsi="Avenir Next" w:cs="Avenir Next" w:eastAsia="Avenir Next"/>
                 <w:b/>
                 <w:color w:val="003A70"/>
+                <w:sz w:val="22"/>
+                <w:szCs w:val="20"/>
+              </w:rPr>
+              <w:t xml:space="preserve">b.</w:t>
+            </w:r>
+            <w:r>
+              <w:rPr>
+                <w:rFonts w:ascii="Avenir Next" w:hAnsi="Avenir Next" w:cs="Avenir Next" w:eastAsia="Avenir Next"/>
+                <w:color w:val="1A1A1A"/>
                 <w:sz w:val="20"/>
                 <w:szCs w:val="20"/>
               </w:rPr>
-              <w:t xml:space="preserve">b.</w:t>
+              <w:tab/>
+            </w:r>
+            <w:r>
+              <w:rPr>
+                <w:rFonts w:ascii="Avenir Next" w:hAnsi="Avenir Next" w:cs="Avenir Next" w:eastAsia="Avenir Next"/>
+                <w:color w:val="1A1A1A"/>
+                <w:sz w:val="22"/>
+                <w:szCs w:val="20"/>
+              </w:rPr>
+              <w:t xml:space="preserve">How many liters fill it?</w:t>
             </w:r>
             <w:r>
               <w:rPr>
@@ -2828,7 +2850,7 @@
                 <w:sz w:val="20"/>
                 <w:szCs w:val="20"/>
               </w:rPr>
-              <w:tab/>
+              <w:t xml:space="preserve">  </w:t>
             </w:r>
             <w:r>
               <w:rPr>
@@ -2836,24 +2858,6 @@
                 <w:color w:val="1A1A1A"/>
                 <w:sz w:val="20"/>
                 <w:szCs w:val="20"/>
-              </w:rPr>
-              <w:t xml:space="preserve">How many liters fill it?</w:t>
-            </w:r>
-            <w:r>
-              <w:rPr>
-                <w:rFonts w:ascii="Avenir Next" w:hAnsi="Avenir Next" w:cs="Avenir Next" w:eastAsia="Avenir Next"/>
-                <w:color w:val="1A1A1A"/>
-                <w:sz w:val="20"/>
-                <w:szCs w:val="20"/>
-              </w:rPr>
-              <w:t xml:space="preserve">  </w:t>
-            </w:r>
-            <w:r>
-              <w:rPr>
-                <w:rFonts w:ascii="Avenir Next" w:hAnsi="Avenir Next" w:cs="Avenir Next" w:eastAsia="Avenir Next"/>
-                <w:color w:val="1A1A1A"/>
-                <w:sz w:val="20"/>
-                <w:szCs w:val="20"/>
                 <w:u w:val="single"/>
               </w:rPr>
               <w:t xml:space="preserve">                </w:t>
@@ -2862,7 +2866,7 @@
               <w:rPr>
                 <w:rFonts w:ascii="Avenir Next" w:hAnsi="Avenir Next" w:cs="Avenir Next" w:eastAsia="Avenir Next"/>
                 <w:color w:val="1A1A1A"/>
-                <w:sz w:val="20"/>
+                <w:sz w:val="22"/>
                 <w:szCs w:val="20"/>
               </w:rPr>
               <w:t xml:space="preserve"> L</w:t>
@@ -2882,10 +2886,28 @@
                 <w:rFonts w:ascii="Avenir Next" w:hAnsi="Avenir Next" w:cs="Avenir Next" w:eastAsia="Avenir Next"/>
                 <w:b/>
                 <w:color w:val="003A70"/>
+                <w:sz w:val="22"/>
+                <w:szCs w:val="20"/>
+              </w:rPr>
+              <w:t xml:space="preserve">c.</w:t>
+            </w:r>
+            <w:r>
+              <w:rPr>
+                <w:rFonts w:ascii="Avenir Next" w:hAnsi="Avenir Next" w:cs="Avenir Next" w:eastAsia="Avenir Next"/>
+                <w:color w:val="1A1A1A"/>
                 <w:sz w:val="20"/>
                 <w:szCs w:val="20"/>
               </w:rPr>
-              <w:t xml:space="preserve">c.</w:t>
+              <w:tab/>
+            </w:r>
+            <w:r>
+              <w:rPr>
+                <w:rFonts w:ascii="Avenir Next" w:hAnsi="Avenir Next" w:cs="Avenir Next" w:eastAsia="Avenir Next"/>
+                <w:color w:val="1A1A1A"/>
+                <w:sz w:val="22"/>
+                <w:szCs w:val="20"/>
+              </w:rPr>
+              <w:t xml:space="preserve">It is filled only 35 cm deep. How many liters?</w:t>
             </w:r>
             <w:r>
               <w:rPr>
@@ -2894,7 +2916,7 @@
                 <w:sz w:val="20"/>
                 <w:szCs w:val="20"/>
               </w:rPr>
-              <w:tab/>
+              <w:t xml:space="preserve">  </w:t>
             </w:r>
             <w:r>
               <w:rPr>
@@ -2902,24 +2924,6 @@
                 <w:color w:val="1A1A1A"/>
                 <w:sz w:val="20"/>
                 <w:szCs w:val="20"/>
-              </w:rPr>
-              <w:t xml:space="preserve">It is filled only 35 cm deep. How many liters?</w:t>
-            </w:r>
-            <w:r>
-              <w:rPr>
-                <w:rFonts w:ascii="Avenir Next" w:hAnsi="Avenir Next" w:cs="Avenir Next" w:eastAsia="Avenir Next"/>
-                <w:color w:val="1A1A1A"/>
-                <w:sz w:val="20"/>
-                <w:szCs w:val="20"/>
-              </w:rPr>
-              <w:t xml:space="preserve">  </w:t>
-            </w:r>
-            <w:r>
-              <w:rPr>
-                <w:rFonts w:ascii="Avenir Next" w:hAnsi="Avenir Next" w:cs="Avenir Next" w:eastAsia="Avenir Next"/>
-                <w:color w:val="1A1A1A"/>
-                <w:sz w:val="20"/>
-                <w:szCs w:val="20"/>
                 <w:u w:val="single"/>
               </w:rPr>
               <w:t xml:space="preserve">                </w:t>
@@ -2928,7 +2932,7 @@
               <w:rPr>
                 <w:rFonts w:ascii="Avenir Next" w:hAnsi="Avenir Next" w:cs="Avenir Next" w:eastAsia="Avenir Next"/>
                 <w:color w:val="1A1A1A"/>
-                <w:sz w:val="20"/>
+                <w:sz w:val="22"/>
                 <w:szCs w:val="20"/>
               </w:rPr>
               <w:t xml:space="preserve"> L</w:t>
@@ -2936,7 +2940,7 @@
           </w:p>
           <w:p>
             <w:pPr>
-              <w:spacing w:before="0" w:after="0" w:line="60" w:lineRule="auto"/>
+              <w:spacing w:before="0" w:after="0" w:line="50" w:lineRule="exact"/>
             </w:pPr>
           </w:p>
           <w:tbl>
@@ -2994,7 +2998,7 @@
           </w:tbl>
           <w:p>
             <w:pPr>
-              <w:spacing w:before="0" w:after="0" w:line="24" w:lineRule="auto"/>
+              <w:spacing w:before="0" w:after="0" w:line="50" w:lineRule="exact"/>
             </w:pPr>
           </w:p>
         </w:tc>
@@ -3002,11 +3006,12 @@
     </w:tbl>
     <w:p>
       <w:pPr>
-        <w:spacing w:before="0" w:after="0" w:line="20" w:lineRule="exact"/>
+        <w:spacing w:before="0" w:after="0" w:line="50" w:lineRule="exact"/>
       </w:pPr>
     </w:p>
     <w:p>
       <w:pPr>
+        <w:pStyle w:val="Heading2"/>
         <w:keepNext/>
         <w:pBdr>
           <w:bottom w:val="single" w:sz="8" w:space="3" w:color="003A70"/>
@@ -3022,7 +3027,7 @@
           <w:b/>
           <w:color w:val="003A70"/>
           <w:spacing w:val="14"/>
-          <w:sz w:val="19"/>
+          <w:sz w:val="22"/>
           <w:szCs w:val="19"/>
         </w:rPr>
         <w:t xml:space="preserve">FIND THE ERROR</w:t>
@@ -3041,7 +3046,7 @@
           <w:rFonts w:ascii="Avenir Next" w:hAnsi="Avenir Next" w:cs="Avenir Next" w:eastAsia="Avenir Next"/>
           <w:i/>
           <w:color w:val="5A5F66"/>
-          <w:sz w:val="17"/>
+          <w:sz w:val="22"/>
           <w:szCs w:val="17"/>
         </w:rPr>
         <w:t xml:space="preserve">explain the mistake, then fix it</w:t>
@@ -3049,7 +3054,7 @@
     </w:p>
     <w:p>
       <w:pPr>
-        <w:spacing w:before="0" w:after="0" w:line="20" w:lineRule="exact"/>
+        <w:spacing w:before="0" w:after="0" w:line="50" w:lineRule="exact"/>
       </w:pPr>
     </w:p>
     <w:tbl>
@@ -3099,18 +3104,18 @@
                 <w:rFonts w:ascii="Avenir Next" w:hAnsi="Avenir Next" w:cs="Avenir Next" w:eastAsia="Avenir Next"/>
                 <w:b/>
                 <w:color w:val="1A1A1A"/>
+                <w:sz w:val="22"/>
+                <w:szCs w:val="20"/>
+              </w:rPr>
+              <w:t xml:space="preserve">9.</w:t>
+            </w:r>
+            <w:r>
+              <w:rPr>
+                <w:rFonts w:ascii="Avenir Next" w:hAnsi="Avenir Next" w:cs="Avenir Next" w:eastAsia="Avenir Next"/>
+                <w:color w:val="1A1A1A"/>
                 <w:sz w:val="20"/>
                 <w:szCs w:val="20"/>
               </w:rPr>
-              <w:t xml:space="preserve">9.</w:t>
-            </w:r>
-            <w:r>
-              <w:rPr>
-                <w:rFonts w:ascii="Avenir Next" w:hAnsi="Avenir Next" w:cs="Avenir Next" w:eastAsia="Avenir Next"/>
-                <w:color w:val="1A1A1A"/>
-                <w:sz w:val="20"/>
-                <w:szCs w:val="20"/>
-              </w:rPr>
               <w:tab/>
             </w:r>
             <w:r>
@@ -3118,7 +3123,7 @@
                 <w:rFonts w:ascii="Avenir Next" w:hAnsi="Avenir Next" w:cs="Avenir Next" w:eastAsia="Avenir Next"/>
                 <w:b/>
                 <w:color w:val="1A1A1A"/>
-                <w:sz w:val="20"/>
+                <w:sz w:val="22"/>
                 <w:szCs w:val="20"/>
               </w:rPr>
               <w:t xml:space="preserve">Tomás’s Work.  </w:t>
@@ -3127,7 +3132,7 @@
               <w:rPr>
                 <w:rFonts w:ascii="Avenir Next" w:hAnsi="Avenir Next" w:cs="Avenir Next" w:eastAsia="Avenir Next"/>
                 <w:color w:val="1A1A1A"/>
-                <w:sz w:val="20"/>
+                <w:sz w:val="22"/>
                 <w:szCs w:val="20"/>
               </w:rPr>
               <w:t xml:space="preserve">A crate is 15 ft long, 11 ft wide, and 4 ft tall. Tomás wrote: “V = 15 + 11 + 4 = 30 ft³.” Explain the mistake and find the correct volume.</w:t>
@@ -3173,7 +3178,7 @@
                 </w:tcPr>
                 <w:p>
                   <w:pPr>
-                    <w:spacing w:before="0" w:after="0" w:line="240" w:lineRule="auto"/>
+                    <w:spacing w:before="0" w:after="0" w:line="50" w:lineRule="exact"/>
                   </w:pPr>
                 </w:p>
               </w:tc>
@@ -3193,7 +3198,7 @@
                 </w:tcPr>
                 <w:p>
                   <w:pPr>
-                    <w:spacing w:before="0" w:after="0" w:line="240" w:lineRule="auto"/>
+                    <w:spacing w:before="0" w:after="0" w:line="50" w:lineRule="exact"/>
                   </w:pPr>
                 </w:p>
               </w:tc>
@@ -3213,7 +3218,7 @@
                 </w:tcPr>
                 <w:p>
                   <w:pPr>
-                    <w:spacing w:before="0" w:after="0" w:line="240" w:lineRule="auto"/>
+                    <w:spacing w:before="0" w:after="0" w:line="50" w:lineRule="exact"/>
                   </w:pPr>
                 </w:p>
               </w:tc>
@@ -3221,7 +3226,7 @@
           </w:tbl>
           <w:p>
             <w:pPr>
-              <w:spacing w:before="0" w:after="0" w:line="24" w:lineRule="auto"/>
+              <w:spacing w:before="0" w:after="0" w:line="50" w:lineRule="exact"/>
             </w:pPr>
           </w:p>
         </w:tc>
@@ -3229,11 +3234,12 @@
     </w:tbl>
     <w:p>
       <w:pPr>
-        <w:spacing w:before="0" w:after="0" w:line="20" w:lineRule="exact"/>
+        <w:spacing w:before="0" w:after="0" w:line="50" w:lineRule="exact"/>
       </w:pPr>
     </w:p>
     <w:p>
       <w:pPr>
+        <w:pStyle w:val="Heading2"/>
         <w:keepNext/>
         <w:pBdr>
           <w:bottom w:val="single" w:sz="8" w:space="3" w:color="003A70"/>
@@ -3249,7 +3255,7 @@
           <w:b/>
           <w:color w:val="003A70"/>
           <w:spacing w:val="14"/>
-          <w:sz w:val="19"/>
+          <w:sz w:val="22"/>
           <w:szCs w:val="19"/>
         </w:rPr>
         <w:t xml:space="preserve">TEST PRACTICE</w:t>
@@ -3268,7 +3274,7 @@
           <w:rFonts w:ascii="Avenir Next" w:hAnsi="Avenir Next" w:cs="Avenir Next" w:eastAsia="Avenir Next"/>
           <w:i/>
           <w:color w:val="5A5F66"/>
-          <w:sz w:val="17"/>
+          <w:sz w:val="22"/>
           <w:szCs w:val="17"/>
         </w:rPr>
         <w:t xml:space="preserve">choose the best answer</w:t>
@@ -3276,7 +3282,7 @@
     </w:p>
     <w:p>
       <w:pPr>
-        <w:spacing w:before="0" w:after="0" w:line="20" w:lineRule="exact"/>
+        <w:spacing w:before="0" w:after="0" w:line="50" w:lineRule="exact"/>
       </w:pPr>
     </w:p>
     <w:tbl>
@@ -3326,25 +3332,25 @@
                 <w:rFonts w:ascii="Avenir Next" w:hAnsi="Avenir Next" w:cs="Avenir Next" w:eastAsia="Avenir Next"/>
                 <w:b/>
                 <w:color w:val="1A1A1A"/>
+                <w:sz w:val="22"/>
+                <w:szCs w:val="20"/>
+              </w:rPr>
+              <w:t xml:space="preserve">10.</w:t>
+            </w:r>
+            <w:r>
+              <w:rPr>
+                <w:rFonts w:ascii="Avenir Next" w:hAnsi="Avenir Next" w:cs="Avenir Next" w:eastAsia="Avenir Next"/>
+                <w:color w:val="1A1A1A"/>
                 <w:sz w:val="20"/>
                 <w:szCs w:val="20"/>
               </w:rPr>
-              <w:t xml:space="preserve">10.</w:t>
-            </w:r>
-            <w:r>
-              <w:rPr>
-                <w:rFonts w:ascii="Avenir Next" w:hAnsi="Avenir Next" w:cs="Avenir Next" w:eastAsia="Avenir Next"/>
-                <w:color w:val="1A1A1A"/>
-                <w:sz w:val="20"/>
-                <w:szCs w:val="20"/>
-              </w:rPr>
               <w:tab/>
             </w:r>
             <w:r>
               <w:rPr>
                 <w:rFonts w:ascii="Avenir Next" w:hAnsi="Avenir Next" w:cs="Avenir Next" w:eastAsia="Avenir Next"/>
                 <w:color w:val="1A1A1A"/>
-                <w:sz w:val="20"/>
+                <w:sz w:val="22"/>
                 <w:szCs w:val="20"/>
               </w:rPr>
               <w:t xml:space="preserve">A prism is 3 cm by 4 cm by 5 cm. Its volume is —</w:t>
@@ -3400,25 +3406,25 @@
                       <w:rFonts w:ascii="Avenir Next" w:hAnsi="Avenir Next" w:cs="Avenir Next" w:eastAsia="Avenir Next"/>
                       <w:b/>
                       <w:color w:val="003A70"/>
+                      <w:sz w:val="22"/>
+                      <w:szCs w:val="19"/>
+                    </w:rPr>
+                    <w:t xml:space="preserve">A</w:t>
+                  </w:r>
+                  <w:r>
+                    <w:rPr>
+                      <w:rFonts w:ascii="Avenir Next" w:hAnsi="Avenir Next" w:cs="Avenir Next" w:eastAsia="Avenir Next"/>
+                      <w:color w:val="1A1A1A"/>
                       <w:sz w:val="19"/>
                       <w:szCs w:val="19"/>
                     </w:rPr>
-                    <w:t xml:space="preserve">A</w:t>
-                  </w:r>
-                  <w:r>
-                    <w:rPr>
-                      <w:rFonts w:ascii="Avenir Next" w:hAnsi="Avenir Next" w:cs="Avenir Next" w:eastAsia="Avenir Next"/>
-                      <w:color w:val="1A1A1A"/>
-                      <w:sz w:val="19"/>
-                      <w:szCs w:val="19"/>
-                    </w:rPr>
                     <w:tab/>
                   </w:r>
                   <w:r>
                     <w:rPr>
                       <w:rFonts w:ascii="Avenir Next" w:hAnsi="Avenir Next" w:cs="Avenir Next" w:eastAsia="Avenir Next"/>
                       <w:color w:val="1A1A1A"/>
-                      <w:sz w:val="19"/>
+                      <w:sz w:val="22"/>
                       <w:szCs w:val="19"/>
                     </w:rPr>
                     <w:t xml:space="preserve">12 cm³</w:t>
@@ -3443,25 +3449,25 @@
                       <w:rFonts w:ascii="Avenir Next" w:hAnsi="Avenir Next" w:cs="Avenir Next" w:eastAsia="Avenir Next"/>
                       <w:b/>
                       <w:color w:val="003A70"/>
+                      <w:sz w:val="22"/>
+                      <w:szCs w:val="19"/>
+                    </w:rPr>
+                    <w:t xml:space="preserve">B</w:t>
+                  </w:r>
+                  <w:r>
+                    <w:rPr>
+                      <w:rFonts w:ascii="Avenir Next" w:hAnsi="Avenir Next" w:cs="Avenir Next" w:eastAsia="Avenir Next"/>
+                      <w:color w:val="1A1A1A"/>
                       <w:sz w:val="19"/>
                       <w:szCs w:val="19"/>
                     </w:rPr>
-                    <w:t xml:space="preserve">B</w:t>
-                  </w:r>
-                  <w:r>
-                    <w:rPr>
-                      <w:rFonts w:ascii="Avenir Next" w:hAnsi="Avenir Next" w:cs="Avenir Next" w:eastAsia="Avenir Next"/>
-                      <w:color w:val="1A1A1A"/>
-                      <w:sz w:val="19"/>
-                      <w:szCs w:val="19"/>
-                    </w:rPr>
                     <w:tab/>
                   </w:r>
                   <w:r>
                     <w:rPr>
                       <w:rFonts w:ascii="Avenir Next" w:hAnsi="Avenir Next" w:cs="Avenir Next" w:eastAsia="Avenir Next"/>
                       <w:color w:val="1A1A1A"/>
-                      <w:sz w:val="19"/>
+                      <w:sz w:val="22"/>
                       <w:szCs w:val="19"/>
                     </w:rPr>
                     <w:t xml:space="preserve">47 cm³</w:t>
@@ -3486,25 +3492,25 @@
                       <w:rFonts w:ascii="Avenir Next" w:hAnsi="Avenir Next" w:cs="Avenir Next" w:eastAsia="Avenir Next"/>
                       <w:b/>
                       <w:color w:val="003A70"/>
+                      <w:sz w:val="22"/>
+                      <w:szCs w:val="19"/>
+                    </w:rPr>
+                    <w:t xml:space="preserve">C</w:t>
+                  </w:r>
+                  <w:r>
+                    <w:rPr>
+                      <w:rFonts w:ascii="Avenir Next" w:hAnsi="Avenir Next" w:cs="Avenir Next" w:eastAsia="Avenir Next"/>
+                      <w:color w:val="1A1A1A"/>
                       <w:sz w:val="19"/>
                       <w:szCs w:val="19"/>
                     </w:rPr>
-                    <w:t xml:space="preserve">C</w:t>
-                  </w:r>
-                  <w:r>
-                    <w:rPr>
-                      <w:rFonts w:ascii="Avenir Next" w:hAnsi="Avenir Next" w:cs="Avenir Next" w:eastAsia="Avenir Next"/>
-                      <w:color w:val="1A1A1A"/>
-                      <w:sz w:val="19"/>
-                      <w:szCs w:val="19"/>
-                    </w:rPr>
                     <w:tab/>
                   </w:r>
                   <w:r>
                     <w:rPr>
                       <w:rFonts w:ascii="Avenir Next" w:hAnsi="Avenir Next" w:cs="Avenir Next" w:eastAsia="Avenir Next"/>
                       <w:color w:val="1A1A1A"/>
-                      <w:sz w:val="19"/>
+                      <w:sz w:val="22"/>
                       <w:szCs w:val="19"/>
                     </w:rPr>
                     <w:t xml:space="preserve">60 cm³</w:t>
@@ -3529,25 +3535,25 @@
                       <w:rFonts w:ascii="Avenir Next" w:hAnsi="Avenir Next" w:cs="Avenir Next" w:eastAsia="Avenir Next"/>
                       <w:b/>
                       <w:color w:val="003A70"/>
+                      <w:sz w:val="22"/>
+                      <w:szCs w:val="19"/>
+                    </w:rPr>
+                    <w:t xml:space="preserve">D</w:t>
+                  </w:r>
+                  <w:r>
+                    <w:rPr>
+                      <w:rFonts w:ascii="Avenir Next" w:hAnsi="Avenir Next" w:cs="Avenir Next" w:eastAsia="Avenir Next"/>
+                      <w:color w:val="1A1A1A"/>
                       <w:sz w:val="19"/>
                       <w:szCs w:val="19"/>
                     </w:rPr>
-                    <w:t xml:space="preserve">D</w:t>
-                  </w:r>
-                  <w:r>
-                    <w:rPr>
-                      <w:rFonts w:ascii="Avenir Next" w:hAnsi="Avenir Next" w:cs="Avenir Next" w:eastAsia="Avenir Next"/>
-                      <w:color w:val="1A1A1A"/>
-                      <w:sz w:val="19"/>
-                      <w:szCs w:val="19"/>
-                    </w:rPr>
                     <w:tab/>
                   </w:r>
                   <w:r>
                     <w:rPr>
                       <w:rFonts w:ascii="Avenir Next" w:hAnsi="Avenir Next" w:cs="Avenir Next" w:eastAsia="Avenir Next"/>
                       <w:color w:val="1A1A1A"/>
-                      <w:sz w:val="19"/>
+                      <w:sz w:val="22"/>
                       <w:szCs w:val="19"/>
                     </w:rPr>
                     <w:t xml:space="preserve">60 cm²</w:t>
@@ -3558,7 +3564,7 @@
           </w:tbl>
           <w:p>
             <w:pPr>
-              <w:spacing w:before="0" w:after="0" w:line="24" w:lineRule="auto"/>
+              <w:spacing w:before="0" w:after="0" w:line="50" w:lineRule="exact"/>
             </w:pPr>
           </w:p>
         </w:tc>
@@ -3566,12 +3572,12 @@
     </w:tbl>
     <w:p>
       <w:pPr>
-        <w:spacing w:before="0" w:after="0" w:line="20" w:lineRule="exact"/>
+        <w:spacing w:before="0" w:after="0" w:line="50" w:lineRule="exact"/>
       </w:pPr>
     </w:p>
     <w:p>
       <w:pPr>
-        <w:spacing w:before="0" w:after="0" w:line="20" w:lineRule="exact"/>
+        <w:spacing w:before="0" w:after="0" w:line="50" w:lineRule="exact"/>
       </w:pPr>
     </w:p>
     <w:tbl>
@@ -3621,25 +3627,25 @@
                 <w:rFonts w:ascii="Avenir Next" w:hAnsi="Avenir Next" w:cs="Avenir Next" w:eastAsia="Avenir Next"/>
                 <w:b/>
                 <w:color w:val="1A1A1A"/>
+                <w:sz w:val="22"/>
+                <w:szCs w:val="20"/>
+              </w:rPr>
+              <w:t xml:space="preserve">11.</w:t>
+            </w:r>
+            <w:r>
+              <w:rPr>
+                <w:rFonts w:ascii="Avenir Next" w:hAnsi="Avenir Next" w:cs="Avenir Next" w:eastAsia="Avenir Next"/>
+                <w:color w:val="1A1A1A"/>
                 <w:sz w:val="20"/>
                 <w:szCs w:val="20"/>
               </w:rPr>
-              <w:t xml:space="preserve">11.</w:t>
-            </w:r>
-            <w:r>
-              <w:rPr>
-                <w:rFonts w:ascii="Avenir Next" w:hAnsi="Avenir Next" w:cs="Avenir Next" w:eastAsia="Avenir Next"/>
-                <w:color w:val="1A1A1A"/>
-                <w:sz w:val="20"/>
-                <w:szCs w:val="20"/>
-              </w:rPr>
               <w:tab/>
             </w:r>
             <w:r>
               <w:rPr>
                 <w:rFonts w:ascii="Avenir Next" w:hAnsi="Avenir Next" w:cs="Avenir Next" w:eastAsia="Avenir Next"/>
                 <w:color w:val="1A1A1A"/>
-                <w:sz w:val="20"/>
+                <w:sz w:val="22"/>
                 <w:szCs w:val="20"/>
               </w:rPr>
               <w:t xml:space="preserve">Volume is measured in —</w:t>
@@ -3695,25 +3701,25 @@
                       <w:rFonts w:ascii="Avenir Next" w:hAnsi="Avenir Next" w:cs="Avenir Next" w:eastAsia="Avenir Next"/>
                       <w:b/>
                       <w:color w:val="003A70"/>
+                      <w:sz w:val="22"/>
+                      <w:szCs w:val="19"/>
+                    </w:rPr>
+                    <w:t xml:space="preserve">A</w:t>
+                  </w:r>
+                  <w:r>
+                    <w:rPr>
+                      <w:rFonts w:ascii="Avenir Next" w:hAnsi="Avenir Next" w:cs="Avenir Next" w:eastAsia="Avenir Next"/>
+                      <w:color w:val="1A1A1A"/>
                       <w:sz w:val="19"/>
                       <w:szCs w:val="19"/>
                     </w:rPr>
-                    <w:t xml:space="preserve">A</w:t>
-                  </w:r>
-                  <w:r>
-                    <w:rPr>
-                      <w:rFonts w:ascii="Avenir Next" w:hAnsi="Avenir Next" w:cs="Avenir Next" w:eastAsia="Avenir Next"/>
-                      <w:color w:val="1A1A1A"/>
-                      <w:sz w:val="19"/>
-                      <w:szCs w:val="19"/>
-                    </w:rPr>
                     <w:tab/>
                   </w:r>
                   <w:r>
                     <w:rPr>
                       <w:rFonts w:ascii="Avenir Next" w:hAnsi="Avenir Next" w:cs="Avenir Next" w:eastAsia="Avenir Next"/>
                       <w:color w:val="1A1A1A"/>
-                      <w:sz w:val="19"/>
+                      <w:sz w:val="22"/>
                       <w:szCs w:val="19"/>
                     </w:rPr>
                     <w:t xml:space="preserve">units</w:t>
@@ -3738,25 +3744,25 @@
                       <w:rFonts w:ascii="Avenir Next" w:hAnsi="Avenir Next" w:cs="Avenir Next" w:eastAsia="Avenir Next"/>
                       <w:b/>
                       <w:color w:val="003A70"/>
+                      <w:sz w:val="22"/>
+                      <w:szCs w:val="19"/>
+                    </w:rPr>
+                    <w:t xml:space="preserve">B</w:t>
+                  </w:r>
+                  <w:r>
+                    <w:rPr>
+                      <w:rFonts w:ascii="Avenir Next" w:hAnsi="Avenir Next" w:cs="Avenir Next" w:eastAsia="Avenir Next"/>
+                      <w:color w:val="1A1A1A"/>
                       <w:sz w:val="19"/>
                       <w:szCs w:val="19"/>
                     </w:rPr>
-                    <w:t xml:space="preserve">B</w:t>
-                  </w:r>
-                  <w:r>
-                    <w:rPr>
-                      <w:rFonts w:ascii="Avenir Next" w:hAnsi="Avenir Next" w:cs="Avenir Next" w:eastAsia="Avenir Next"/>
-                      <w:color w:val="1A1A1A"/>
-                      <w:sz w:val="19"/>
-                      <w:szCs w:val="19"/>
-                    </w:rPr>
                     <w:tab/>
                   </w:r>
                   <w:r>
                     <w:rPr>
                       <w:rFonts w:ascii="Avenir Next" w:hAnsi="Avenir Next" w:cs="Avenir Next" w:eastAsia="Avenir Next"/>
                       <w:color w:val="1A1A1A"/>
-                      <w:sz w:val="19"/>
+                      <w:sz w:val="22"/>
                       <w:szCs w:val="19"/>
                     </w:rPr>
                     <w:t xml:space="preserve">square units</w:t>
@@ -3781,25 +3787,25 @@
                       <w:rFonts w:ascii="Avenir Next" w:hAnsi="Avenir Next" w:cs="Avenir Next" w:eastAsia="Avenir Next"/>
                       <w:b/>
                       <w:color w:val="003A70"/>
+                      <w:sz w:val="22"/>
+                      <w:szCs w:val="19"/>
+                    </w:rPr>
+                    <w:t xml:space="preserve">C</w:t>
+                  </w:r>
+                  <w:r>
+                    <w:rPr>
+                      <w:rFonts w:ascii="Avenir Next" w:hAnsi="Avenir Next" w:cs="Avenir Next" w:eastAsia="Avenir Next"/>
+                      <w:color w:val="1A1A1A"/>
                       <w:sz w:val="19"/>
                       <w:szCs w:val="19"/>
                     </w:rPr>
-                    <w:t xml:space="preserve">C</w:t>
-                  </w:r>
-                  <w:r>
-                    <w:rPr>
-                      <w:rFonts w:ascii="Avenir Next" w:hAnsi="Avenir Next" w:cs="Avenir Next" w:eastAsia="Avenir Next"/>
-                      <w:color w:val="1A1A1A"/>
-                      <w:sz w:val="19"/>
-                      <w:szCs w:val="19"/>
-                    </w:rPr>
                     <w:tab/>
                   </w:r>
                   <w:r>
                     <w:rPr>
                       <w:rFonts w:ascii="Avenir Next" w:hAnsi="Avenir Next" w:cs="Avenir Next" w:eastAsia="Avenir Next"/>
                       <w:color w:val="1A1A1A"/>
-                      <w:sz w:val="19"/>
+                      <w:sz w:val="22"/>
                       <w:szCs w:val="19"/>
                     </w:rPr>
                     <w:t xml:space="preserve">cubic units</w:t>
@@ -3824,25 +3830,25 @@
                       <w:rFonts w:ascii="Avenir Next" w:hAnsi="Avenir Next" w:cs="Avenir Next" w:eastAsia="Avenir Next"/>
                       <w:b/>
                       <w:color w:val="003A70"/>
+                      <w:sz w:val="22"/>
+                      <w:szCs w:val="19"/>
+                    </w:rPr>
+                    <w:t xml:space="preserve">D</w:t>
+                  </w:r>
+                  <w:r>
+                    <w:rPr>
+                      <w:rFonts w:ascii="Avenir Next" w:hAnsi="Avenir Next" w:cs="Avenir Next" w:eastAsia="Avenir Next"/>
+                      <w:color w:val="1A1A1A"/>
                       <w:sz w:val="19"/>
                       <w:szCs w:val="19"/>
                     </w:rPr>
-                    <w:t xml:space="preserve">D</w:t>
-                  </w:r>
-                  <w:r>
-                    <w:rPr>
-                      <w:rFonts w:ascii="Avenir Next" w:hAnsi="Avenir Next" w:cs="Avenir Next" w:eastAsia="Avenir Next"/>
-                      <w:color w:val="1A1A1A"/>
-                      <w:sz w:val="19"/>
-                      <w:szCs w:val="19"/>
-                    </w:rPr>
                     <w:tab/>
                   </w:r>
                   <w:r>
                     <w:rPr>
                       <w:rFonts w:ascii="Avenir Next" w:hAnsi="Avenir Next" w:cs="Avenir Next" w:eastAsia="Avenir Next"/>
                       <w:color w:val="1A1A1A"/>
-                      <w:sz w:val="19"/>
+                      <w:sz w:val="22"/>
                       <w:szCs w:val="19"/>
                     </w:rPr>
                     <w:t xml:space="preserve">degrees</w:t>
@@ -3853,7 +3859,7 @@
           </w:tbl>
           <w:p>
             <w:pPr>
-              <w:spacing w:before="0" w:after="0" w:line="24" w:lineRule="auto"/>
+              <w:spacing w:before="0" w:after="0" w:line="50" w:lineRule="exact"/>
             </w:pPr>
           </w:p>
         </w:tc>
@@ -3861,11 +3867,12 @@
     </w:tbl>
     <w:p>
       <w:pPr>
-        <w:spacing w:before="0" w:after="0" w:line="20" w:lineRule="exact"/>
+        <w:spacing w:before="0" w:after="0" w:line="50" w:lineRule="exact"/>
       </w:pPr>
     </w:p>
     <w:p>
       <w:pPr>
+        <w:pStyle w:val="Heading2"/>
         <w:keepNext/>
         <w:pBdr>
           <w:bottom w:val="single" w:sz="8" w:space="3" w:color="003A70"/>
@@ -3881,7 +3888,7 @@
           <w:b/>
           <w:color w:val="003A70"/>
           <w:spacing w:val="14"/>
-          <w:sz w:val="19"/>
+          <w:sz w:val="22"/>
           <w:szCs w:val="19"/>
         </w:rPr>
         <w:t xml:space="preserve">SELF-CHECK CODE</w:t>
@@ -3900,7 +3907,7 @@
           <w:rFonts w:ascii="Avenir Next" w:hAnsi="Avenir Next" w:cs="Avenir Next" w:eastAsia="Avenir Next"/>
           <w:i/>
           <w:color w:val="5A5F66"/>
-          <w:sz w:val="17"/>
+          <w:sz w:val="22"/>
           <w:szCs w:val="17"/>
         </w:rPr>
         <w:t xml:space="preserve">find your answer · copy its letter into that problem’s box · spell a math word</w:t>
@@ -3959,7 +3966,7 @@
                 <w:rFonts w:ascii="Avenir Next" w:hAnsi="Avenir Next" w:cs="Avenir Next" w:eastAsia="Avenir Next"/>
                 <w:b/>
                 <w:color w:val="1A1A1A"/>
-                <w:sz w:val="18"/>
+                <w:sz w:val="22"/>
                 <w:szCs w:val="18"/>
               </w:rPr>
               <w:t xml:space="preserve">60</w:t>
@@ -3975,7 +3982,7 @@
                 <w:rFonts w:ascii="Avenir Next" w:hAnsi="Avenir Next" w:cs="Avenir Next" w:eastAsia="Avenir Next"/>
                 <w:b/>
                 <w:color w:val="003A70"/>
-                <w:sz w:val="18"/>
+                <w:sz w:val="22"/>
                 <w:szCs w:val="18"/>
               </w:rPr>
               <w:t xml:space="preserve">C</w:t>
@@ -3998,7 +4005,7 @@
                 <w:rFonts w:ascii="Avenir Next" w:hAnsi="Avenir Next" w:cs="Avenir Next" w:eastAsia="Avenir Next"/>
                 <w:b/>
                 <w:color w:val="1A1A1A"/>
-                <w:sz w:val="18"/>
+                <w:sz w:val="22"/>
                 <w:szCs w:val="18"/>
               </w:rPr>
               <w:t xml:space="preserve">572</w:t>
@@ -4014,7 +4021,7 @@
                 <w:rFonts w:ascii="Avenir Next" w:hAnsi="Avenir Next" w:cs="Avenir Next" w:eastAsia="Avenir Next"/>
                 <w:b/>
                 <w:color w:val="003A70"/>
-                <w:sz w:val="18"/>
+                <w:sz w:val="22"/>
                 <w:szCs w:val="18"/>
               </w:rPr>
               <w:t xml:space="preserve">A</w:t>
@@ -4037,7 +4044,7 @@
                 <w:rFonts w:ascii="Avenir Next" w:hAnsi="Avenir Next" w:cs="Avenir Next" w:eastAsia="Avenir Next"/>
                 <w:b/>
                 <w:color w:val="1A1A1A"/>
-                <w:sz w:val="18"/>
+                <w:sz w:val="22"/>
                 <w:szCs w:val="18"/>
               </w:rPr>
               <w:t xml:space="preserve">8,640</w:t>
@@ -4053,7 +4060,7 @@
                 <w:rFonts w:ascii="Avenir Next" w:hAnsi="Avenir Next" w:cs="Avenir Next" w:eastAsia="Avenir Next"/>
                 <w:b/>
                 <w:color w:val="003A70"/>
-                <w:sz w:val="18"/>
+                <w:sz w:val="22"/>
                 <w:szCs w:val="18"/>
               </w:rPr>
               <w:t xml:space="preserve">P</w:t>
@@ -4076,7 +4083,7 @@
                 <w:rFonts w:ascii="Avenir Next" w:hAnsi="Avenir Next" w:cs="Avenir Next" w:eastAsia="Avenir Next"/>
                 <w:b/>
                 <w:color w:val="1A1A1A"/>
-                <w:sz w:val="18"/>
+                <w:sz w:val="22"/>
                 <w:szCs w:val="18"/>
               </w:rPr>
               <w:t xml:space="preserve">221</w:t>
@@ -4092,7 +4099,7 @@
                 <w:rFonts w:ascii="Avenir Next" w:hAnsi="Avenir Next" w:cs="Avenir Next" w:eastAsia="Avenir Next"/>
                 <w:b/>
                 <w:color w:val="003A70"/>
-                <w:sz w:val="18"/>
+                <w:sz w:val="22"/>
                 <w:szCs w:val="18"/>
               </w:rPr>
               <w:t xml:space="preserve">Q</w:t>
@@ -4115,7 +4122,7 @@
                 <w:rFonts w:ascii="Avenir Next" w:hAnsi="Avenir Next" w:cs="Avenir Next" w:eastAsia="Avenir Next"/>
                 <w:b/>
                 <w:color w:val="1A1A1A"/>
-                <w:sz w:val="18"/>
+                <w:sz w:val="22"/>
                 <w:szCs w:val="18"/>
               </w:rPr>
               <w:t xml:space="preserve">1,105</w:t>
@@ -4131,7 +4138,7 @@
                 <w:rFonts w:ascii="Avenir Next" w:hAnsi="Avenir Next" w:cs="Avenir Next" w:eastAsia="Avenir Next"/>
                 <w:b/>
                 <w:color w:val="003A70"/>
-                <w:sz w:val="18"/>
+                <w:sz w:val="22"/>
                 <w:szCs w:val="18"/>
               </w:rPr>
               <w:t xml:space="preserve">C</w:t>
@@ -4154,7 +4161,7 @@
                 <w:rFonts w:ascii="Avenir Next" w:hAnsi="Avenir Next" w:cs="Avenir Next" w:eastAsia="Avenir Next"/>
                 <w:b/>
                 <w:color w:val="1A1A1A"/>
-                <w:sz w:val="18"/>
+                <w:sz w:val="22"/>
                 <w:szCs w:val="18"/>
               </w:rPr>
               <w:t xml:space="preserve">165</w:t>
@@ -4170,7 +4177,7 @@
                 <w:rFonts w:ascii="Avenir Next" w:hAnsi="Avenir Next" w:cs="Avenir Next" w:eastAsia="Avenir Next"/>
                 <w:b/>
                 <w:color w:val="003A70"/>
-                <w:sz w:val="18"/>
+                <w:sz w:val="22"/>
                 <w:szCs w:val="18"/>
               </w:rPr>
               <w:t xml:space="preserve">I</w:t>
@@ -4193,7 +4200,7 @@
                 <w:rFonts w:ascii="Avenir Next" w:hAnsi="Avenir Next" w:cs="Avenir Next" w:eastAsia="Avenir Next"/>
                 <w:b/>
                 <w:color w:val="1A1A1A"/>
-                <w:sz w:val="18"/>
+                <w:sz w:val="22"/>
                 <w:szCs w:val="18"/>
               </w:rPr>
               <w:t xml:space="preserve">63</w:t>
@@ -4209,7 +4216,7 @@
                 <w:rFonts w:ascii="Avenir Next" w:hAnsi="Avenir Next" w:cs="Avenir Next" w:eastAsia="Avenir Next"/>
                 <w:b/>
                 <w:color w:val="003A70"/>
-                <w:sz w:val="18"/>
+                <w:sz w:val="22"/>
                 <w:szCs w:val="18"/>
               </w:rPr>
               <w:t xml:space="preserve">Y</w:t>
@@ -4232,7 +4239,7 @@
                 <w:rFonts w:ascii="Avenir Next" w:hAnsi="Avenir Next" w:cs="Avenir Next" w:eastAsia="Avenir Next"/>
                 <w:b/>
                 <w:color w:val="1A1A1A"/>
-                <w:sz w:val="18"/>
+                <w:sz w:val="22"/>
                 <w:szCs w:val="18"/>
               </w:rPr>
               <w:t xml:space="preserve">880</w:t>
@@ -4248,7 +4255,7 @@
                 <w:rFonts w:ascii="Avenir Next" w:hAnsi="Avenir Next" w:cs="Avenir Next" w:eastAsia="Avenir Next"/>
                 <w:b/>
                 <w:color w:val="003A70"/>
-                <w:sz w:val="18"/>
+                <w:sz w:val="22"/>
                 <w:szCs w:val="18"/>
               </w:rPr>
               <w:t xml:space="preserve">A</w:t>
@@ -4271,7 +4278,7 @@
                 <w:rFonts w:ascii="Avenir Next" w:hAnsi="Avenir Next" w:cs="Avenir Next" w:eastAsia="Avenir Next"/>
                 <w:b/>
                 <w:color w:val="1A1A1A"/>
-                <w:sz w:val="18"/>
+                <w:sz w:val="22"/>
                 <w:szCs w:val="18"/>
               </w:rPr>
               <w:t xml:space="preserve">72</w:t>
@@ -4287,7 +4294,7 @@
                 <w:rFonts w:ascii="Avenir Next" w:hAnsi="Avenir Next" w:cs="Avenir Next" w:eastAsia="Avenir Next"/>
                 <w:b/>
                 <w:color w:val="003A70"/>
-                <w:sz w:val="18"/>
+                <w:sz w:val="22"/>
                 <w:szCs w:val="18"/>
               </w:rPr>
               <w:t xml:space="preserve">T</w:t>
@@ -4310,7 +4317,7 @@
                 <w:rFonts w:ascii="Avenir Next" w:hAnsi="Avenir Next" w:cs="Avenir Next" w:eastAsia="Avenir Next"/>
                 <w:b/>
                 <w:color w:val="1A1A1A"/>
-                <w:sz w:val="18"/>
+                <w:sz w:val="22"/>
                 <w:szCs w:val="18"/>
               </w:rPr>
               <w:t xml:space="preserve">286</w:t>
@@ -4326,7 +4333,7 @@
                 <w:rFonts w:ascii="Avenir Next" w:hAnsi="Avenir Next" w:cs="Avenir Next" w:eastAsia="Avenir Next"/>
                 <w:b/>
                 <w:color w:val="003A70"/>
-                <w:sz w:val="18"/>
+                <w:sz w:val="22"/>
                 <w:szCs w:val="18"/>
               </w:rPr>
               <w:t xml:space="preserve">Z</w:t>
@@ -4337,7 +4344,7 @@
     </w:tbl>
     <w:p>
       <w:pPr>
-        <w:spacing w:before="0" w:after="0" w:line="60" w:lineRule="auto"/>
+        <w:spacing w:before="0" w:after="0" w:line="50" w:lineRule="exact"/>
       </w:pPr>
     </w:p>
     <w:tbl>
@@ -4548,7 +4555,7 @@
     </w:tbl>
     <w:p>
       <w:pPr>
-        <w:spacing w:before="0" w:after="0" w:line="40" w:lineRule="auto"/>
+        <w:spacing w:before="0" w:after="0" w:line="50" w:lineRule="exact"/>
       </w:pPr>
     </w:p>
     <w:tbl>
@@ -4590,6 +4597,7 @@
           </w:tcPr>
           <w:p>
             <w:pPr>
+              <w:pStyle w:val="Heading2"/>
               <w:spacing w:before="0" w:after="0" w:line="240" w:lineRule="auto"/>
             </w:pPr>
             <w:r>
@@ -4627,7 +4635,7 @@
               <w:rPr>
                 <w:rFonts w:ascii="Avenir Next" w:hAnsi="Avenir Next" w:cs="Avenir Next" w:eastAsia="Avenir Next"/>
                 <w:color w:val="1A1A1A"/>
-                <w:sz w:val="17"/>
+                <w:sz w:val="22"/>
                 <w:szCs w:val="17"/>
               </w:rPr>
               <w:t xml:space="preserve">  I can do this on my own</w:t>
@@ -4656,7 +4664,7 @@
               <w:rPr>
                 <w:rFonts w:ascii="Avenir Next" w:hAnsi="Avenir Next" w:cs="Avenir Next" w:eastAsia="Avenir Next"/>
                 <w:color w:val="1A1A1A"/>
-                <w:sz w:val="17"/>
+                <w:sz w:val="22"/>
                 <w:szCs w:val="17"/>
               </w:rPr>
               <w:t xml:space="preserve">  I need a little help</w:t>
@@ -4685,7 +4693,7 @@
               <w:rPr>
                 <w:rFonts w:ascii="Avenir Next" w:hAnsi="Avenir Next" w:cs="Avenir Next" w:eastAsia="Avenir Next"/>
                 <w:color w:val="1A1A1A"/>
-                <w:sz w:val="17"/>
+                <w:sz w:val="22"/>
                 <w:szCs w:val="17"/>
               </w:rPr>
               <w:t xml:space="preserve">  I have a question about #</w:t>
@@ -4706,7 +4714,7 @@
     </w:tbl>
     <w:p>
       <w:pPr>
-        <w:spacing w:before="0" w:after="0" w:line="20" w:lineRule="exact"/>
+        <w:spacing w:before="0" w:after="0" w:line="50" w:lineRule="exact"/>
       </w:pPr>
     </w:p>
     <w:sectPr>
@@ -4792,7 +4800,106 @@
               <w:sz w:val="15"/>
               <w:szCs w:val="15"/>
             </w:rPr>
-            <w:t xml:space="preserve">Lesson 5-5  ·  Session 1  ·  Practice Form A</w:t>
+            <w:t xml:space="preserve">5-5 · Page </w:t>
+          </w:r>
+          <w:r>
+            <w:rPr>
+              <w:rFonts w:ascii="Avenir Next" w:hAnsi="Avenir Next" w:cs="Avenir Next" w:eastAsia="Avenir Next"/>
+              <w:color w:val="5A5F66"/>
+              <w:sz w:val="15"/>
+              <w:szCs w:val="15"/>
+            </w:rPr>
+            <w:fldChar w:fldCharType="begin"/>
+          </w:r>
+          <w:r>
+            <w:rPr>
+              <w:rFonts w:ascii="Avenir Next" w:hAnsi="Avenir Next" w:cs="Avenir Next" w:eastAsia="Avenir Next"/>
+              <w:color w:val="5A5F66"/>
+              <w:sz w:val="15"/>
+              <w:szCs w:val="15"/>
+            </w:rPr>
+            <w:instrText xml:space="preserve"> PAGE </w:instrText>
+          </w:r>
+          <w:r>
+            <w:rPr>
+              <w:rFonts w:ascii="Avenir Next" w:hAnsi="Avenir Next" w:cs="Avenir Next" w:eastAsia="Avenir Next"/>
+              <w:color w:val="5A5F66"/>
+              <w:sz w:val="15"/>
+              <w:szCs w:val="15"/>
+            </w:rPr>
+            <w:fldChar w:fldCharType="separate"/>
+          </w:r>
+          <w:r>
+            <w:rPr>
+              <w:rFonts w:ascii="Avenir Next" w:hAnsi="Avenir Next" w:cs="Avenir Next" w:eastAsia="Avenir Next"/>
+              <w:color w:val="5A5F66"/>
+              <w:sz w:val="15"/>
+              <w:szCs w:val="15"/>
+            </w:rPr>
+            <w:t xml:space="preserve">1</w:t>
+          </w:r>
+          <w:r>
+            <w:rPr>
+              <w:rFonts w:ascii="Avenir Next" w:hAnsi="Avenir Next" w:cs="Avenir Next" w:eastAsia="Avenir Next"/>
+              <w:color w:val="5A5F66"/>
+              <w:sz w:val="15"/>
+              <w:szCs w:val="15"/>
+            </w:rPr>
+            <w:fldChar w:fldCharType="end"/>
+          </w:r>
+          <w:r>
+            <w:rPr>
+              <w:rFonts w:ascii="Avenir Next" w:hAnsi="Avenir Next" w:cs="Avenir Next" w:eastAsia="Avenir Next"/>
+              <w:color w:val="5A5F66"/>
+              <w:sz w:val="15"/>
+              <w:szCs w:val="15"/>
+            </w:rPr>
+            <w:t xml:space="preserve"> of </w:t>
+          </w:r>
+          <w:r>
+            <w:rPr>
+              <w:rFonts w:ascii="Avenir Next" w:hAnsi="Avenir Next" w:cs="Avenir Next" w:eastAsia="Avenir Next"/>
+              <w:color w:val="5A5F66"/>
+              <w:sz w:val="15"/>
+              <w:szCs w:val="15"/>
+            </w:rPr>
+            <w:fldChar w:fldCharType="begin"/>
+          </w:r>
+          <w:r>
+            <w:rPr>
+              <w:rFonts w:ascii="Avenir Next" w:hAnsi="Avenir Next" w:cs="Avenir Next" w:eastAsia="Avenir Next"/>
+              <w:color w:val="5A5F66"/>
+              <w:sz w:val="15"/>
+              <w:szCs w:val="15"/>
+            </w:rPr>
+            <w:instrText xml:space="preserve"> NUMPAGES </w:instrText>
+          </w:r>
+          <w:r>
+            <w:rPr>
+              <w:rFonts w:ascii="Avenir Next" w:hAnsi="Avenir Next" w:cs="Avenir Next" w:eastAsia="Avenir Next"/>
+              <w:color w:val="5A5F66"/>
+              <w:sz w:val="15"/>
+              <w:szCs w:val="15"/>
+            </w:rPr>
+            <w:fldChar w:fldCharType="separate"/>
+          </w:r>
+          <w:r>
+            <w:rPr>
+              <w:rFonts w:ascii="Avenir Next" w:hAnsi="Avenir Next" w:cs="Avenir Next" w:eastAsia="Avenir Next"/>
+              <w:color w:val="5A5F66"/>
+              <w:sz w:val="15"/>
+              <w:szCs w:val="15"/>
+            </w:rPr>
+            <w:t xml:space="preserve">1</w:t>
+          </w:r>
+          <w:r>
+            <w:rPr>
+              <w:rFonts w:ascii="Avenir Next" w:hAnsi="Avenir Next" w:cs="Avenir Next" w:eastAsia="Avenir Next"/>
+              <w:color w:val="5A5F66"/>
+              <w:sz w:val="15"/>
+              <w:szCs w:val="15"/>
+            </w:rPr>
+            <w:fldChar w:fldCharType="end"/>
           </w:r>
         </w:p>
       </w:tc>
@@ -4835,5 +4942,23 @@
       </w:tblCellMar>
     </w:tblPr>
   </w:style>
+  <w:style w:type="paragraph" w:styleId="Heading1">
+    <w:name w:val="heading 1"/>
+    <w:basedOn w:val="Normal"/>
+    <w:pPr>
+      <w:outlineLvl w:val="0"/>
+      <w:keepNext w:val="0"/>
+      <w:keepLines w:val="0"/>
+    </w:pPr>
+  </w:style>
+  <w:style w:type="paragraph" w:styleId="Heading2">
+    <w:name w:val="heading 2"/>
+    <w:basedOn w:val="Normal"/>
+    <w:pPr>
+      <w:outlineLvl w:val="1"/>
+      <w:keepNext w:val="0"/>
+      <w:keepLines w:val="0"/>
+    </w:pPr>
+  </w:style>
 </w:styles>
 </file>